--- a/docs/DEV-MANUAL.docx
+++ b/docs/DEV-MANUAL.docx
@@ -17985,6 +17985,4835 @@
           <w:sz w:val="18"/>
         </w:rPr>
         <w:t>V3 智能客服平台 · v3.0.0 · 2026-07-12</w:t>
+      </w:r>
+    </w:p>
+    <w:p>
+      <w:r>
+        <w:br w:type="page"/>
+      </w:r>
+    </w:p>
+    <w:p>
+      <w:pPr>
+        <w:spacing w:before="360" w:after="160"/>
+      </w:pPr>
+      <w:r>
+        <w:rPr>
+          <w:b/>
+          <w:color w:val="1F4E79"/>
+          <w:sz w:val="44"/>
+        </w:rPr>
+        <w:t>附录 A: 实时推送架构 (v3.0 新增)</w:t>
+      </w:r>
+    </w:p>
+    <w:p>
+      <w:pPr>
+        <w:spacing w:before="240" w:after="120"/>
+      </w:pPr>
+      <w:r>
+        <w:rPr>
+          <w:b/>
+          <w:color w:val="2E75B6"/>
+          <w:sz w:val="32"/>
+        </w:rPr>
+        <w:t>A.1 推送机制</w:t>
+      </w:r>
+    </w:p>
+    <w:p>
+      <w:pPr>
+        <w:spacing w:line="336" w:lineRule="auto"/>
+      </w:pPr>
+      <w:r>
+        <w:rPr>
+          <w:b w:val="0"/>
+          <w:sz w:val="22"/>
+        </w:rPr>
+        <w:t>V3 引入 STOMP 广播推送, 关键业务事件实时分发到所有订阅端:</w:t>
+      </w:r>
+    </w:p>
+    <w:p>
+      <w:pPr>
+        <w:pStyle w:val="ListBullet"/>
+        <w:ind w:left="283"/>
+      </w:pPr>
+      <w:r>
+        <w:rPr>
+          <w:sz w:val="21"/>
+        </w:rPr>
+        <w:t>推送主题: /topic/realtime (全局广播)</w:t>
+      </w:r>
+    </w:p>
+    <w:p>
+      <w:pPr>
+        <w:pStyle w:val="ListBullet"/>
+        <w:ind w:left="283"/>
+      </w:pPr>
+      <w:r>
+        <w:rPr>
+          <w:sz w:val="21"/>
+        </w:rPr>
+        <w:t>订阅方: 大屏 RealtimeMonitor + Agent.vue + Customer.vue</w:t>
+      </w:r>
+    </w:p>
+    <w:p>
+      <w:pPr>
+        <w:pStyle w:val="ListBullet"/>
+        <w:ind w:left="283"/>
+      </w:pPr>
+      <w:r>
+        <w:rPr>
+          <w:sz w:val="21"/>
+        </w:rPr>
+        <w:t>推送方: SessionService (create/claim/close/rate/transfer)</w:t>
+      </w:r>
+    </w:p>
+    <w:p>
+      <w:pPr>
+        <w:pStyle w:val="ListBullet"/>
+        <w:ind w:left="283"/>
+      </w:pPr>
+      <w:r>
+        <w:rPr>
+          <w:sz w:val="21"/>
+        </w:rPr>
+        <w:t>兜底: 5 秒 polling (大屏)</w:t>
+      </w:r>
+    </w:p>
+    <w:p>
+      <w:pPr>
+        <w:spacing w:before="240" w:after="120"/>
+      </w:pPr>
+      <w:r>
+        <w:rPr>
+          <w:b/>
+          <w:color w:val="2E75B6"/>
+          <w:sz w:val="32"/>
+        </w:rPr>
+        <w:t>A.2 事件类型</w:t>
+      </w:r>
+    </w:p>
+    <w:tbl>
+      <w:tblPr>
+        <w:tblStyle w:val="LightGrid-Accent1"/>
+        <w:tblW w:type="auto" w:w="0"/>
+        <w:tblLook w:firstColumn="1" w:firstRow="1" w:lastColumn="0" w:lastRow="0" w:noHBand="0" w:noVBand="1" w:val="04A0"/>
+      </w:tblPr>
+      <w:tblGrid>
+        <w:gridCol w:w="2436"/>
+        <w:gridCol w:w="2436"/>
+        <w:gridCol w:w="2436"/>
+        <w:gridCol w:w="2436"/>
+      </w:tblGrid>
+      <w:tr>
+        <w:tc>
+          <w:tcPr>
+            <w:tcW w:type="dxa" w:w="1701"/>
+            <w:shd w:fill="1F4E79"/>
+          </w:tcPr>
+          <w:p>
+            <w:r/>
+            <w:r>
+              <w:rPr>
+                <w:b/>
+                <w:color w:val="FFFFFF"/>
+                <w:sz w:val="20"/>
+              </w:rPr>
+              <w:t>事件</w:t>
+            </w:r>
+          </w:p>
+        </w:tc>
+        <w:tc>
+          <w:tcPr>
+            <w:tcW w:type="dxa" w:w="1701"/>
+            <w:shd w:fill="1F4E79"/>
+          </w:tcPr>
+          <w:p>
+            <w:r/>
+            <w:r>
+              <w:rPr>
+                <w:b/>
+                <w:color w:val="FFFFFF"/>
+                <w:sz w:val="20"/>
+              </w:rPr>
+              <w:t>触发</w:t>
+            </w:r>
+          </w:p>
+        </w:tc>
+        <w:tc>
+          <w:tcPr>
+            <w:tcW w:type="dxa" w:w="1417"/>
+            <w:shd w:fill="1F4E79"/>
+          </w:tcPr>
+          <w:p>
+            <w:r/>
+            <w:r>
+              <w:rPr>
+                <w:b/>
+                <w:color w:val="FFFFFF"/>
+                <w:sz w:val="20"/>
+              </w:rPr>
+              <w:t>接收方</w:t>
+            </w:r>
+          </w:p>
+        </w:tc>
+        <w:tc>
+          <w:tcPr>
+            <w:tcW w:type="dxa" w:w="3118"/>
+            <w:shd w:fill="1F4E79"/>
+          </w:tcPr>
+          <w:p>
+            <w:r/>
+            <w:r>
+              <w:rPr>
+                <w:b/>
+                <w:color w:val="FFFFFF"/>
+                <w:sz w:val="20"/>
+              </w:rPr>
+              <w:t>效果</w:t>
+            </w:r>
+          </w:p>
+        </w:tc>
+      </w:tr>
+      <w:tr>
+        <w:tc>
+          <w:tcPr>
+            <w:tcW w:type="dxa" w:w="1701"/>
+            <w:shd w:fill="F2F2F2"/>
+          </w:tcPr>
+          <w:p>
+            <w:r/>
+            <w:r>
+              <w:rPr>
+                <w:sz w:val="19"/>
+              </w:rPr>
+              <w:t>SESSION_CREATED</w:t>
+            </w:r>
+          </w:p>
+        </w:tc>
+        <w:tc>
+          <w:tcPr>
+            <w:tcW w:type="dxa" w:w="1701"/>
+            <w:shd w:fill="F2F2F2"/>
+          </w:tcPr>
+          <w:p>
+            <w:r/>
+            <w:r>
+              <w:rPr>
+                <w:sz w:val="19"/>
+              </w:rPr>
+              <w:t>客户创建会话</w:t>
+            </w:r>
+          </w:p>
+        </w:tc>
+        <w:tc>
+          <w:tcPr>
+            <w:tcW w:type="dxa" w:w="1417"/>
+            <w:shd w:fill="F2F2F2"/>
+          </w:tcPr>
+          <w:p>
+            <w:r/>
+            <w:r>
+              <w:rPr>
+                <w:sz w:val="19"/>
+              </w:rPr>
+              <w:t>Agent + 大屏</w:t>
+            </w:r>
+          </w:p>
+        </w:tc>
+        <w:tc>
+          <w:tcPr>
+            <w:tcW w:type="dxa" w:w="3118"/>
+            <w:shd w:fill="F2F2F2"/>
+          </w:tcPr>
+          <w:p>
+            <w:r/>
+            <w:r>
+              <w:rPr>
+                <w:sz w:val="19"/>
+              </w:rPr>
+              <w:t>等候列表+1</w:t>
+            </w:r>
+          </w:p>
+        </w:tc>
+      </w:tr>
+      <w:tr>
+        <w:tc>
+          <w:tcPr>
+            <w:tcW w:type="dxa" w:w="1701"/>
+          </w:tcPr>
+          <w:p>
+            <w:r/>
+            <w:r>
+              <w:rPr>
+                <w:sz w:val="19"/>
+              </w:rPr>
+              <w:t>SESSION_CLAIMED</w:t>
+            </w:r>
+          </w:p>
+        </w:tc>
+        <w:tc>
+          <w:tcPr>
+            <w:tcW w:type="dxa" w:w="1701"/>
+          </w:tcPr>
+          <w:p>
+            <w:r/>
+            <w:r>
+              <w:rPr>
+                <w:sz w:val="19"/>
+              </w:rPr>
+              <w:t>坐席抢单</w:t>
+            </w:r>
+          </w:p>
+        </w:tc>
+        <w:tc>
+          <w:tcPr>
+            <w:tcW w:type="dxa" w:w="1417"/>
+          </w:tcPr>
+          <w:p>
+            <w:r/>
+            <w:r>
+              <w:rPr>
+                <w:sz w:val="19"/>
+              </w:rPr>
+              <w:t>Agent + 大屏</w:t>
+            </w:r>
+          </w:p>
+        </w:tc>
+        <w:tc>
+          <w:tcPr>
+            <w:tcW w:type="dxa" w:w="3118"/>
+          </w:tcPr>
+          <w:p>
+            <w:r/>
+            <w:r>
+              <w:rPr>
+                <w:sz w:val="19"/>
+              </w:rPr>
+              <w:t>等候列表-1</w:t>
+            </w:r>
+          </w:p>
+        </w:tc>
+      </w:tr>
+      <w:tr>
+        <w:tc>
+          <w:tcPr>
+            <w:tcW w:type="dxa" w:w="1701"/>
+            <w:shd w:fill="F2F2F2"/>
+          </w:tcPr>
+          <w:p>
+            <w:r/>
+            <w:r>
+              <w:rPr>
+                <w:sz w:val="19"/>
+              </w:rPr>
+              <w:t>SESSION_CLOSED</w:t>
+            </w:r>
+          </w:p>
+        </w:tc>
+        <w:tc>
+          <w:tcPr>
+            <w:tcW w:type="dxa" w:w="1701"/>
+            <w:shd w:fill="F2F2F2"/>
+          </w:tcPr>
+          <w:p>
+            <w:r/>
+            <w:r>
+              <w:rPr>
+                <w:sz w:val="19"/>
+              </w:rPr>
+              <w:t>会话关闭</w:t>
+            </w:r>
+          </w:p>
+        </w:tc>
+        <w:tc>
+          <w:tcPr>
+            <w:tcW w:type="dxa" w:w="1417"/>
+            <w:shd w:fill="F2F2F2"/>
+          </w:tcPr>
+          <w:p>
+            <w:r/>
+            <w:r>
+              <w:rPr>
+                <w:sz w:val="19"/>
+              </w:rPr>
+              <w:t>全端</w:t>
+            </w:r>
+          </w:p>
+        </w:tc>
+        <w:tc>
+          <w:tcPr>
+            <w:tcW w:type="dxa" w:w="3118"/>
+            <w:shd w:fill="F2F2F2"/>
+          </w:tcPr>
+          <w:p>
+            <w:r/>
+            <w:r>
+              <w:rPr>
+                <w:sz w:val="19"/>
+              </w:rPr>
+              <w:t>客户自动刷新页面</w:t>
+            </w:r>
+          </w:p>
+        </w:tc>
+      </w:tr>
+      <w:tr>
+        <w:tc>
+          <w:tcPr>
+            <w:tcW w:type="dxa" w:w="1701"/>
+          </w:tcPr>
+          <w:p>
+            <w:r/>
+            <w:r>
+              <w:rPr>
+                <w:sz w:val="19"/>
+              </w:rPr>
+              <w:t>SESSION_RATED</w:t>
+            </w:r>
+          </w:p>
+        </w:tc>
+        <w:tc>
+          <w:tcPr>
+            <w:tcW w:type="dxa" w:w="1701"/>
+          </w:tcPr>
+          <w:p>
+            <w:r/>
+            <w:r>
+              <w:rPr>
+                <w:sz w:val="19"/>
+              </w:rPr>
+              <w:t>客户评分</w:t>
+            </w:r>
+          </w:p>
+        </w:tc>
+        <w:tc>
+          <w:tcPr>
+            <w:tcW w:type="dxa" w:w="1417"/>
+          </w:tcPr>
+          <w:p>
+            <w:r/>
+            <w:r>
+              <w:rPr>
+                <w:sz w:val="19"/>
+              </w:rPr>
+              <w:t>客户+坐席</w:t>
+            </w:r>
+          </w:p>
+        </w:tc>
+        <w:tc>
+          <w:tcPr>
+            <w:tcW w:type="dxa" w:w="3118"/>
+          </w:tcPr>
+          <w:p>
+            <w:r/>
+            <w:r>
+              <w:rPr>
+                <w:sz w:val="19"/>
+              </w:rPr>
+              <w:t>评分回执提示</w:t>
+            </w:r>
+          </w:p>
+        </w:tc>
+      </w:tr>
+      <w:tr>
+        <w:tc>
+          <w:tcPr>
+            <w:tcW w:type="dxa" w:w="1701"/>
+            <w:shd w:fill="F2F2F2"/>
+          </w:tcPr>
+          <w:p>
+            <w:r/>
+            <w:r>
+              <w:rPr>
+                <w:sz w:val="19"/>
+              </w:rPr>
+              <w:t>SESSION_TRANSFERRED</w:t>
+            </w:r>
+          </w:p>
+        </w:tc>
+        <w:tc>
+          <w:tcPr>
+            <w:tcW w:type="dxa" w:w="1701"/>
+            <w:shd w:fill="F2F2F2"/>
+          </w:tcPr>
+          <w:p>
+            <w:r/>
+            <w:r>
+              <w:rPr>
+                <w:sz w:val="19"/>
+              </w:rPr>
+              <w:t>会话转接</w:t>
+            </w:r>
+          </w:p>
+        </w:tc>
+        <w:tc>
+          <w:tcPr>
+            <w:tcW w:type="dxa" w:w="1417"/>
+            <w:shd w:fill="F2F2F2"/>
+          </w:tcPr>
+          <w:p>
+            <w:r/>
+            <w:r>
+              <w:rPr>
+                <w:sz w:val="19"/>
+              </w:rPr>
+              <w:t>坐席</w:t>
+            </w:r>
+          </w:p>
+        </w:tc>
+        <w:tc>
+          <w:tcPr>
+            <w:tcW w:type="dxa" w:w="3118"/>
+            <w:shd w:fill="F2F2F2"/>
+          </w:tcPr>
+          <w:p>
+            <w:r/>
+            <w:r>
+              <w:rPr>
+                <w:sz w:val="19"/>
+              </w:rPr>
+              <w:t>转接通知</w:t>
+            </w:r>
+          </w:p>
+        </w:tc>
+      </w:tr>
+    </w:tbl>
+    <w:p>
+      <w:pPr>
+        <w:spacing w:before="240" w:after="120"/>
+      </w:pPr>
+      <w:r>
+        <w:rPr>
+          <w:b/>
+          <w:color w:val="2E75B6"/>
+          <w:sz w:val="32"/>
+        </w:rPr>
+        <w:t>A.3 实现代码</w:t>
+      </w:r>
+    </w:p>
+    <w:p>
+      <w:pPr>
+        <w:ind w:left="283"/>
+        <w:shd w:fill="F5F5F5"/>
+      </w:pPr>
+      <w:r>
+        <w:rPr>
+          <w:rFonts w:ascii="Consolas" w:hAnsi="Consolas" w:eastAsia="Consolas"/>
+          <w:color w:val="C7254E"/>
+          <w:sz w:val="18"/>
+        </w:rPr>
+        <w:br/>
+        <w:t>// 后端 WsPushService</w:t>
+        <w:br/>
+        <w:t>public void broadcastRealtime(String event, Object payload) {</w:t>
+        <w:br/>
+        <w:t xml:space="preserve">    String json = mapper.writeValueAsString(</w:t>
+        <w:br/>
+        <w:t xml:space="preserve">        Map.of("event", event, "data", payload, "ts", System.currentTimeMillis()));</w:t>
+        <w:br/>
+        <w:t xml:space="preserve">    messagingTemplate.convertAndSend("/topic/realtime", json);</w:t>
+        <w:br/>
+        <w:t>}</w:t>
+        <w:br/>
+        <w:br/>
+        <w:t>// SessionService.close 内</w:t>
+        <w:br/>
+        <w:t>wsPushService.broadcastRealtime("SESSION_CLOSED",</w:t>
+        <w:br/>
+        <w:t xml:space="preserve">    Map.of("sessionId", sessionId));</w:t>
+        <w:br/>
+        <w:br/>
+        <w:t>// 前端 RealtimeMonitor.vue</w:t>
+        <w:br/>
+        <w:t>stompClient.subscribe('/topic/realtime', (msg) =&gt; {</w:t>
+        <w:br/>
+        <w:t xml:space="preserve">  const evt = JSON.parse(msg.body)</w:t>
+        <w:br/>
+        <w:t xml:space="preserve">  eventLog.unshift({...evt, time: now()})</w:t>
+        <w:br/>
+        <w:t xml:space="preserve">  fetchData()  // 立即刷新</w:t>
+        <w:br/>
+        <w:t>})</w:t>
+        <w:br/>
+      </w:r>
+    </w:p>
+    <w:p>
+      <w:r>
+        <w:br w:type="page"/>
+      </w:r>
+    </w:p>
+    <w:p>
+      <w:pPr>
+        <w:spacing w:before="360" w:after="160"/>
+      </w:pPr>
+      <w:r>
+        <w:rPr>
+          <w:b/>
+          <w:color w:val="1F4E79"/>
+          <w:sz w:val="44"/>
+        </w:rPr>
+        <w:t>附录 B: 企业级能力 (v3.0 新增)</w:t>
+      </w:r>
+    </w:p>
+    <w:p>
+      <w:pPr>
+        <w:spacing w:before="240" w:after="120"/>
+      </w:pPr>
+      <w:r>
+        <w:rPr>
+          <w:b/>
+          <w:color w:val="2E75B6"/>
+          <w:sz w:val="32"/>
+        </w:rPr>
+        <w:t>B.1 限流 (@RateLimit)</w:t>
+      </w:r>
+    </w:p>
+    <w:p>
+      <w:pPr>
+        <w:spacing w:line="336" w:lineRule="auto"/>
+      </w:pPr>
+      <w:r>
+        <w:rPr>
+          <w:b w:val="0"/>
+          <w:sz w:val="22"/>
+        </w:rPr>
+        <w:t>Redis 滑动窗口实现, 防止接口被恶意调用.</w:t>
+      </w:r>
+    </w:p>
+    <w:p>
+      <w:pPr>
+        <w:ind w:left="283"/>
+        <w:shd w:fill="F5F5F5"/>
+      </w:pPr>
+      <w:r>
+        <w:rPr>
+          <w:rFonts w:ascii="Consolas" w:hAnsi="Consolas" w:eastAsia="Consolas"/>
+          <w:color w:val="C7254E"/>
+          <w:sz w:val="18"/>
+        </w:rPr>
+        <w:br/>
+        <w:t>@RestController</w:t>
+        <w:br/>
+        <w:t>public class AuthController {</w:t>
+        <w:br/>
+        <w:t xml:space="preserve">    @PostMapping("/login")</w:t>
+        <w:br/>
+        <w:t xml:space="preserve">    @RateLimit(key = "login", permits = 5, window = 60)</w:t>
+        <w:br/>
+        <w:t xml:space="preserve">    public ApiResponse&lt;LoginVO&gt; login(@Valid @RequestBody LoginDTO dto) {</w:t>
+        <w:br/>
+        <w:t xml:space="preserve">        // 同一用户 60 秒内最多 5 次登录尝试</w:t>
+        <w:br/>
+        <w:t xml:space="preserve">        // 超限 → RateLimitException → HTTP 429</w:t>
+        <w:br/>
+        <w:t xml:space="preserve">    }</w:t>
+        <w:br/>
+        <w:t>}</w:t>
+        <w:br/>
+      </w:r>
+    </w:p>
+    <w:p>
+      <w:pPr>
+        <w:spacing w:before="240" w:after="120"/>
+      </w:pPr>
+      <w:r>
+        <w:rPr>
+          <w:b/>
+          <w:color w:val="2E75B6"/>
+          <w:sz w:val="32"/>
+        </w:rPr>
+        <w:t>B.2 数据脱敏 (@Desensitize)</w:t>
+      </w:r>
+    </w:p>
+    <w:p>
+      <w:pPr>
+        <w:spacing w:line="336" w:lineRule="auto"/>
+      </w:pPr>
+      <w:r>
+        <w:rPr>
+          <w:b w:val="0"/>
+          <w:sz w:val="22"/>
+        </w:rPr>
+        <w:t>Jackson 序列化时自动脱敏, 保护 PII 隐私.</w:t>
+      </w:r>
+    </w:p>
+    <w:p>
+      <w:pPr>
+        <w:ind w:left="283"/>
+        <w:shd w:fill="F5F5F5"/>
+      </w:pPr>
+      <w:r>
+        <w:rPr>
+          <w:rFonts w:ascii="Consolas" w:hAnsi="Consolas" w:eastAsia="Consolas"/>
+          <w:color w:val="C7254E"/>
+          <w:sz w:val="18"/>
+        </w:rPr>
+        <w:br/>
+        <w:t>public class UserDTO {</w:t>
+        <w:br/>
+        <w:t xml:space="preserve">    @Desensitize(Desensitize.Type.MOBILE)</w:t>
+        <w:br/>
+        <w:t xml:space="preserve">    private String mobile;  // 138****5678</w:t>
+        <w:br/>
+        <w:br/>
+        <w:t xml:space="preserve">    @Desensitize(Desensitize.Type.EMAIL)</w:t>
+        <w:br/>
+        <w:t xml:space="preserve">    private String email;  // a***@example.com</w:t>
+        <w:br/>
+        <w:br/>
+        <w:t xml:space="preserve">    @Desensitize(Desensitize.Type.ID_CARD)</w:t>
+        <w:br/>
+        <w:t xml:space="preserve">    private String idCard;  // 1101***********1234</w:t>
+        <w:br/>
+        <w:br/>
+        <w:t xml:space="preserve">    @Desensitize(Desensitize.Type.NAME)</w:t>
+        <w:br/>
+        <w:t xml:space="preserve">    private String name;  // 张*</w:t>
+        <w:br/>
+        <w:br/>
+        <w:t xml:space="preserve">    @Desensitize(Desensitize.Type.PASSWORD)</w:t>
+        <w:br/>
+        <w:t xml:space="preserve">    private String password;  // ******</w:t>
+        <w:br/>
+        <w:t>}</w:t>
+        <w:br/>
+      </w:r>
+    </w:p>
+    <w:p>
+      <w:pPr>
+        <w:spacing w:before="240" w:after="120"/>
+      </w:pPr>
+      <w:r>
+        <w:rPr>
+          <w:b/>
+          <w:color w:val="2E75B6"/>
+          <w:sz w:val="32"/>
+        </w:rPr>
+        <w:t>B.3 错误重试 (@Retryable)</w:t>
+      </w:r>
+    </w:p>
+    <w:p>
+      <w:pPr>
+        <w:spacing w:line="336" w:lineRule="auto"/>
+      </w:pPr>
+      <w:r>
+        <w:rPr>
+          <w:b w:val="0"/>
+          <w:sz w:val="22"/>
+        </w:rPr>
+        <w:t>0 依赖纯 AOP 重试, 退避策略 200ms → 400ms → 800ms.</w:t>
+      </w:r>
+    </w:p>
+    <w:p>
+      <w:pPr>
+        <w:ind w:left="283"/>
+        <w:shd w:fill="F5F5F5"/>
+      </w:pPr>
+      <w:r>
+        <w:rPr>
+          <w:rFonts w:ascii="Consolas" w:hAnsi="Consolas" w:eastAsia="Consolas"/>
+          <w:color w:val="C7254E"/>
+          <w:sz w:val="18"/>
+        </w:rPr>
+        <w:br/>
+        <w:t>@Retryable(maxAttempts = 3, delayMs = 300, backoff = 2.0,</w:t>
+        <w:br/>
+        <w:t xml:space="preserve">           retryFor = {Exception.class})</w:t>
+        <w:br/>
+        <w:t>public AgentStats getStats(Long agentId) {</w:t>
+        <w:br/>
+        <w:t xml:space="preserve">    // 调 cs-im 远程接口</w:t>
+        <w:br/>
+        <w:t xml:space="preserve">    // 失败自动重试 3 次</w:t>
+        <w:br/>
+        <w:t xml:space="preserve">    // 仍失败抛原异常</w:t>
+        <w:br/>
+        <w:t>}</w:t>
+        <w:br/>
+      </w:r>
+    </w:p>
+    <w:p>
+      <w:r>
+        <w:br w:type="page"/>
+      </w:r>
+    </w:p>
+    <w:p>
+      <w:pPr>
+        <w:spacing w:before="360" w:after="160"/>
+      </w:pPr>
+      <w:r>
+        <w:rPr>
+          <w:b/>
+          <w:color w:val="1F4E79"/>
+          <w:sz w:val="44"/>
+        </w:rPr>
+        <w:t>附录 C: 实时监控大屏</w:t>
+      </w:r>
+    </w:p>
+    <w:p>
+      <w:pPr>
+        <w:spacing w:before="240" w:after="120"/>
+      </w:pPr>
+      <w:r>
+        <w:rPr>
+          <w:b/>
+          <w:color w:val="2E75B6"/>
+          <w:sz w:val="32"/>
+        </w:rPr>
+        <w:t>C.1 入口</w:t>
+      </w:r>
+    </w:p>
+    <w:p>
+      <w:pPr>
+        <w:spacing w:line="336" w:lineRule="auto"/>
+      </w:pPr>
+      <w:r>
+        <w:rPr>
+          <w:b w:val="0"/>
+          <w:sz w:val="22"/>
+        </w:rPr>
+        <w:t>Agent 头部 → 监控按钮 → /monitor 路由.</w:t>
+      </w:r>
+    </w:p>
+    <w:p>
+      <w:pPr>
+        <w:spacing w:before="240" w:after="120"/>
+      </w:pPr>
+      <w:r>
+        <w:rPr>
+          <w:b/>
+          <w:color w:val="2E75B6"/>
+          <w:sz w:val="32"/>
+        </w:rPr>
+        <w:t>C.2 大屏指标</w:t>
+      </w:r>
+    </w:p>
+    <w:tbl>
+      <w:tblPr>
+        <w:tblStyle w:val="LightGrid-Accent1"/>
+        <w:tblW w:type="auto" w:w="0"/>
+        <w:tblLook w:firstColumn="1" w:firstRow="1" w:lastColumn="0" w:lastRow="0" w:noHBand="0" w:noVBand="1" w:val="04A0"/>
+      </w:tblPr>
+      <w:tblGrid>
+        <w:gridCol w:w="2436"/>
+        <w:gridCol w:w="2436"/>
+        <w:gridCol w:w="2436"/>
+        <w:gridCol w:w="2436"/>
+      </w:tblGrid>
+      <w:tr>
+        <w:tc>
+          <w:tcPr>
+            <w:tcW w:type="dxa" w:w="1134"/>
+            <w:shd w:fill="1F4E79"/>
+          </w:tcPr>
+          <w:p>
+            <w:r/>
+            <w:r>
+              <w:rPr>
+                <w:b/>
+                <w:color w:val="FFFFFF"/>
+                <w:sz w:val="20"/>
+              </w:rPr>
+              <w:t>指标</w:t>
+            </w:r>
+          </w:p>
+        </w:tc>
+        <w:tc>
+          <w:tcPr>
+            <w:tcW w:type="dxa" w:w="1701"/>
+            <w:shd w:fill="1F4E79"/>
+          </w:tcPr>
+          <w:p>
+            <w:r/>
+            <w:r>
+              <w:rPr>
+                <w:b/>
+                <w:color w:val="FFFFFF"/>
+                <w:sz w:val="20"/>
+              </w:rPr>
+              <w:t>数据源</w:t>
+            </w:r>
+          </w:p>
+        </w:tc>
+        <w:tc>
+          <w:tcPr>
+            <w:tcW w:type="dxa" w:w="1134"/>
+            <w:shd w:fill="1F4E79"/>
+          </w:tcPr>
+          <w:p>
+            <w:r/>
+            <w:r>
+              <w:rPr>
+                <w:b/>
+                <w:color w:val="FFFFFF"/>
+                <w:sz w:val="20"/>
+              </w:rPr>
+              <w:t>更新频率</w:t>
+            </w:r>
+          </w:p>
+        </w:tc>
+        <w:tc>
+          <w:tcPr>
+            <w:tcW w:type="dxa" w:w="1701"/>
+            <w:shd w:fill="1F4E79"/>
+          </w:tcPr>
+          <w:p>
+            <w:r/>
+            <w:r>
+              <w:rPr>
+                <w:b/>
+                <w:color w:val="FFFFFF"/>
+                <w:sz w:val="20"/>
+              </w:rPr>
+              <w:t>UI 元素</w:t>
+            </w:r>
+          </w:p>
+        </w:tc>
+      </w:tr>
+      <w:tr>
+        <w:tc>
+          <w:tcPr>
+            <w:tcW w:type="dxa" w:w="1134"/>
+            <w:shd w:fill="F2F2F2"/>
+          </w:tcPr>
+          <w:p>
+            <w:r/>
+            <w:r>
+              <w:rPr>
+                <w:sz w:val="19"/>
+              </w:rPr>
+              <w:t>今日会话</w:t>
+            </w:r>
+          </w:p>
+        </w:tc>
+        <w:tc>
+          <w:tcPr>
+            <w:tcW w:type="dxa" w:w="1701"/>
+            <w:shd w:fill="F2F2F2"/>
+          </w:tcPr>
+          <w:p>
+            <w:r/>
+            <w:r>
+              <w:rPr>
+                <w:sz w:val="19"/>
+              </w:rPr>
+              <w:t>cs-im + cs-success</w:t>
+            </w:r>
+          </w:p>
+        </w:tc>
+        <w:tc>
+          <w:tcPr>
+            <w:tcW w:type="dxa" w:w="1134"/>
+            <w:shd w:fill="F2F2F2"/>
+          </w:tcPr>
+          <w:p>
+            <w:r/>
+            <w:r>
+              <w:rPr>
+                <w:sz w:val="19"/>
+              </w:rPr>
+              <w:t>实时推送</w:t>
+            </w:r>
+          </w:p>
+        </w:tc>
+        <w:tc>
+          <w:tcPr>
+            <w:tcW w:type="dxa" w:w="1701"/>
+            <w:shd w:fill="F2F2F2"/>
+          </w:tcPr>
+          <w:p>
+            <w:r/>
+            <w:r>
+              <w:rPr>
+                <w:sz w:val="19"/>
+              </w:rPr>
+              <w:t>渐变大数字</w:t>
+            </w:r>
+          </w:p>
+        </w:tc>
+      </w:tr>
+      <w:tr>
+        <w:tc>
+          <w:tcPr>
+            <w:tcW w:type="dxa" w:w="1134"/>
+          </w:tcPr>
+          <w:p>
+            <w:r/>
+            <w:r>
+              <w:rPr>
+                <w:sz w:val="19"/>
+              </w:rPr>
+              <w:t>已接通</w:t>
+            </w:r>
+          </w:p>
+        </w:tc>
+        <w:tc>
+          <w:tcPr>
+            <w:tcW w:type="dxa" w:w="1701"/>
+          </w:tcPr>
+          <w:p>
+            <w:r/>
+            <w:r>
+              <w:rPr>
+                <w:sz w:val="19"/>
+              </w:rPr>
+              <w:t>cs-im 统计</w:t>
+            </w:r>
+          </w:p>
+        </w:tc>
+        <w:tc>
+          <w:tcPr>
+            <w:tcW w:type="dxa" w:w="1134"/>
+          </w:tcPr>
+          <w:p>
+            <w:r/>
+            <w:r>
+              <w:rPr>
+                <w:sz w:val="19"/>
+              </w:rPr>
+              <w:t>实时推送</w:t>
+            </w:r>
+          </w:p>
+        </w:tc>
+        <w:tc>
+          <w:tcPr>
+            <w:tcW w:type="dxa" w:w="1701"/>
+          </w:tcPr>
+          <w:p>
+            <w:r/>
+            <w:r>
+              <w:rPr>
+                <w:sz w:val="19"/>
+              </w:rPr>
+              <w:t>接通率</w:t>
+            </w:r>
+          </w:p>
+        </w:tc>
+      </w:tr>
+      <w:tr>
+        <w:tc>
+          <w:tcPr>
+            <w:tcW w:type="dxa" w:w="1134"/>
+            <w:shd w:fill="F2F2F2"/>
+          </w:tcPr>
+          <w:p>
+            <w:r/>
+            <w:r>
+              <w:rPr>
+                <w:sz w:val="19"/>
+              </w:rPr>
+              <w:t>活跃中</w:t>
+            </w:r>
+          </w:p>
+        </w:tc>
+        <w:tc>
+          <w:tcPr>
+            <w:tcW w:type="dxa" w:w="1701"/>
+            <w:shd w:fill="F2F2F2"/>
+          </w:tcPr>
+          <w:p>
+            <w:r/>
+            <w:r>
+              <w:rPr>
+                <w:sz w:val="19"/>
+              </w:rPr>
+              <w:t>cs-im</w:t>
+            </w:r>
+          </w:p>
+        </w:tc>
+        <w:tc>
+          <w:tcPr>
+            <w:tcW w:type="dxa" w:w="1134"/>
+            <w:shd w:fill="F2F2F2"/>
+          </w:tcPr>
+          <w:p>
+            <w:r/>
+            <w:r>
+              <w:rPr>
+                <w:sz w:val="19"/>
+              </w:rPr>
+              <w:t>实时</w:t>
+            </w:r>
+          </w:p>
+        </w:tc>
+        <w:tc>
+          <w:tcPr>
+            <w:tcW w:type="dxa" w:w="1701"/>
+            <w:shd w:fill="F2F2F2"/>
+          </w:tcPr>
+          <w:p>
+            <w:r/>
+            <w:r>
+              <w:rPr>
+                <w:sz w:val="19"/>
+              </w:rPr>
+              <w:t>pulse 动画</w:t>
+            </w:r>
+          </w:p>
+        </w:tc>
+      </w:tr>
+      <w:tr>
+        <w:tc>
+          <w:tcPr>
+            <w:tcW w:type="dxa" w:w="1134"/>
+          </w:tcPr>
+          <w:p>
+            <w:r/>
+            <w:r>
+              <w:rPr>
+                <w:sz w:val="19"/>
+              </w:rPr>
+              <w:t>等候队列</w:t>
+            </w:r>
+          </w:p>
+        </w:tc>
+        <w:tc>
+          <w:tcPr>
+            <w:tcW w:type="dxa" w:w="1701"/>
+          </w:tcPr>
+          <w:p>
+            <w:r/>
+            <w:r>
+              <w:rPr>
+                <w:sz w:val="19"/>
+              </w:rPr>
+              <w:t>cs-im</w:t>
+            </w:r>
+          </w:p>
+        </w:tc>
+        <w:tc>
+          <w:tcPr>
+            <w:tcW w:type="dxa" w:w="1134"/>
+          </w:tcPr>
+          <w:p>
+            <w:r/>
+            <w:r>
+              <w:rPr>
+                <w:sz w:val="19"/>
+              </w:rPr>
+              <w:t>实时</w:t>
+            </w:r>
+          </w:p>
+        </w:tc>
+        <w:tc>
+          <w:tcPr>
+            <w:tcW w:type="dxa" w:w="1701"/>
+          </w:tcPr>
+          <w:p>
+            <w:r/>
+            <w:r>
+              <w:rPr>
+                <w:sz w:val="19"/>
+              </w:rPr>
+              <w:t>pulse 动画</w:t>
+            </w:r>
+          </w:p>
+        </w:tc>
+      </w:tr>
+      <w:tr>
+        <w:tc>
+          <w:tcPr>
+            <w:tcW w:type="dxa" w:w="1134"/>
+            <w:shd w:fill="F2F2F2"/>
+          </w:tcPr>
+          <w:p>
+            <w:r/>
+            <w:r>
+              <w:rPr>
+                <w:sz w:val="19"/>
+              </w:rPr>
+              <w:t>满意度</w:t>
+            </w:r>
+          </w:p>
+        </w:tc>
+        <w:tc>
+          <w:tcPr>
+            <w:tcW w:type="dxa" w:w="1701"/>
+            <w:shd w:fill="F2F2F2"/>
+          </w:tcPr>
+          <w:p>
+            <w:r/>
+            <w:r>
+              <w:rPr>
+                <w:sz w:val="19"/>
+              </w:rPr>
+              <w:t>cs-im rating</w:t>
+            </w:r>
+          </w:p>
+        </w:tc>
+        <w:tc>
+          <w:tcPr>
+            <w:tcW w:type="dxa" w:w="1134"/>
+            <w:shd w:fill="F2F2F2"/>
+          </w:tcPr>
+          <w:p>
+            <w:r/>
+            <w:r>
+              <w:rPr>
+                <w:sz w:val="19"/>
+              </w:rPr>
+              <w:t>评分触发</w:t>
+            </w:r>
+          </w:p>
+        </w:tc>
+        <w:tc>
+          <w:tcPr>
+            <w:tcW w:type="dxa" w:w="1701"/>
+            <w:shd w:fill="F2F2F2"/>
+          </w:tcPr>
+          <w:p>
+            <w:r/>
+            <w:r>
+              <w:rPr>
+                <w:sz w:val="19"/>
+              </w:rPr>
+              <w:t>5⭐ 渐变条</w:t>
+            </w:r>
+          </w:p>
+        </w:tc>
+      </w:tr>
+      <w:tr>
+        <w:tc>
+          <w:tcPr>
+            <w:tcW w:type="dxa" w:w="1134"/>
+          </w:tcPr>
+          <w:p>
+            <w:r/>
+            <w:r>
+              <w:rPr>
+                <w:sz w:val="19"/>
+              </w:rPr>
+              <w:t>在线坐席</w:t>
+            </w:r>
+          </w:p>
+        </w:tc>
+        <w:tc>
+          <w:tcPr>
+            <w:tcW w:type="dxa" w:w="1701"/>
+          </w:tcPr>
+          <w:p>
+            <w:r/>
+            <w:r>
+              <w:rPr>
+                <w:sz w:val="19"/>
+              </w:rPr>
+              <w:t>cs-im presence</w:t>
+            </w:r>
+          </w:p>
+        </w:tc>
+        <w:tc>
+          <w:tcPr>
+            <w:tcW w:type="dxa" w:w="1134"/>
+          </w:tcPr>
+          <w:p>
+            <w:r/>
+            <w:r>
+              <w:rPr>
+                <w:sz w:val="19"/>
+              </w:rPr>
+              <w:t>心跳更新</w:t>
+            </w:r>
+          </w:p>
+        </w:tc>
+        <w:tc>
+          <w:tcPr>
+            <w:tcW w:type="dxa" w:w="1701"/>
+          </w:tcPr>
+          <w:p>
+            <w:r/>
+            <w:r>
+              <w:rPr>
+                <w:sz w:val="19"/>
+              </w:rPr>
+              <w:t>渐变 icon</w:t>
+            </w:r>
+          </w:p>
+        </w:tc>
+      </w:tr>
+      <w:tr>
+        <w:tc>
+          <w:tcPr>
+            <w:tcW w:type="dxa" w:w="1134"/>
+            <w:shd w:fill="F2F2F2"/>
+          </w:tcPr>
+          <w:p>
+            <w:r/>
+            <w:r>
+              <w:rPr>
+                <w:sz w:val="19"/>
+              </w:rPr>
+              <w:t>消息/分</w:t>
+            </w:r>
+          </w:p>
+        </w:tc>
+        <w:tc>
+          <w:tcPr>
+            <w:tcW w:type="dxa" w:w="1701"/>
+            <w:shd w:fill="F2F2F2"/>
+          </w:tcPr>
+          <w:p>
+            <w:r/>
+            <w:r>
+              <w:rPr>
+                <w:sz w:val="19"/>
+              </w:rPr>
+              <w:t>cs-im</w:t>
+            </w:r>
+          </w:p>
+        </w:tc>
+        <w:tc>
+          <w:tcPr>
+            <w:tcW w:type="dxa" w:w="1134"/>
+            <w:shd w:fill="F2F2F2"/>
+          </w:tcPr>
+          <w:p>
+            <w:r/>
+            <w:r>
+              <w:rPr>
+                <w:sz w:val="19"/>
+              </w:rPr>
+              <w:t>实时</w:t>
+            </w:r>
+          </w:p>
+        </w:tc>
+        <w:tc>
+          <w:tcPr>
+            <w:tcW w:type="dxa" w:w="1701"/>
+            <w:shd w:fill="F2F2F2"/>
+          </w:tcPr>
+          <w:p>
+            <w:r/>
+            <w:r>
+              <w:rPr>
+                <w:sz w:val="19"/>
+              </w:rPr>
+              <w:t>渐变 icon</w:t>
+            </w:r>
+          </w:p>
+        </w:tc>
+      </w:tr>
+      <w:tr>
+        <w:tc>
+          <w:tcPr>
+            <w:tcW w:type="dxa" w:w="1134"/>
+          </w:tcPr>
+          <w:p>
+            <w:r/>
+            <w:r>
+              <w:rPr>
+                <w:sz w:val="19"/>
+              </w:rPr>
+              <w:t>7 天趋势</w:t>
+            </w:r>
+          </w:p>
+        </w:tc>
+        <w:tc>
+          <w:tcPr>
+            <w:tcW w:type="dxa" w:w="1701"/>
+          </w:tcPr>
+          <w:p>
+            <w:r/>
+            <w:r>
+              <w:rPr>
+                <w:sz w:val="19"/>
+              </w:rPr>
+              <w:t>cs-im last7</w:t>
+            </w:r>
+          </w:p>
+        </w:tc>
+        <w:tc>
+          <w:tcPr>
+            <w:tcW w:type="dxa" w:w="1134"/>
+          </w:tcPr>
+          <w:p>
+            <w:r/>
+            <w:r>
+              <w:rPr>
+                <w:sz w:val="19"/>
+              </w:rPr>
+              <w:t>5s</w:t>
+            </w:r>
+          </w:p>
+        </w:tc>
+        <w:tc>
+          <w:tcPr>
+            <w:tcW w:type="dxa" w:w="1701"/>
+          </w:tcPr>
+          <w:p>
+            <w:r/>
+            <w:r>
+              <w:rPr>
+                <w:sz w:val="19"/>
+              </w:rPr>
+              <w:t>柱状图</w:t>
+            </w:r>
+          </w:p>
+        </w:tc>
+      </w:tr>
+    </w:tbl>
+    <w:p>
+      <w:r>
+        <w:br w:type="page"/>
+      </w:r>
+    </w:p>
+    <w:p>
+      <w:pPr>
+        <w:spacing w:before="360" w:after="160"/>
+      </w:pPr>
+      <w:r>
+        <w:rPr>
+          <w:b/>
+          <w:color w:val="1F4E79"/>
+          <w:sz w:val="44"/>
+        </w:rPr>
+        <w:t>附录 D: SLA 监控 + 智能告警 (v3.0 新增)</w:t>
+      </w:r>
+    </w:p>
+    <w:p>
+      <w:pPr>
+        <w:spacing w:before="240" w:after="120"/>
+      </w:pPr>
+      <w:r>
+        <w:rPr>
+          <w:b/>
+          <w:color w:val="2E75B6"/>
+          <w:sz w:val="32"/>
+        </w:rPr>
+        <w:t>D.1 4 个黄金信号 (Google SRE)</w:t>
+      </w:r>
+    </w:p>
+    <w:p>
+      <w:pPr>
+        <w:spacing w:line="336" w:lineRule="auto"/>
+      </w:pPr>
+      <w:r>
+        <w:rPr>
+          <w:b w:val="0"/>
+          <w:sz w:val="22"/>
+        </w:rPr>
+        <w:t>SlaMetrics 实时采集, Micrometer + Prometheus 暴露:</w:t>
+      </w:r>
+    </w:p>
+    <w:p>
+      <w:pPr>
+        <w:pStyle w:val="ListBullet"/>
+        <w:ind w:left="283"/>
+      </w:pPr>
+      <w:r>
+        <w:rPr>
+          <w:sz w:val="21"/>
+        </w:rPr>
+        <w:t>Latency: P50/P95/P99 响应时间</w:t>
+      </w:r>
+    </w:p>
+    <w:p>
+      <w:pPr>
+        <w:pStyle w:val="ListBullet"/>
+        <w:ind w:left="283"/>
+      </w:pPr>
+      <w:r>
+        <w:rPr>
+          <w:sz w:val="21"/>
+        </w:rPr>
+        <w:t>Traffic: QPS 请求数</w:t>
+      </w:r>
+    </w:p>
+    <w:p>
+      <w:pPr>
+        <w:pStyle w:val="ListBullet"/>
+        <w:ind w:left="283"/>
+      </w:pPr>
+      <w:r>
+        <w:rPr>
+          <w:sz w:val="21"/>
+        </w:rPr>
+        <w:t>Errors: 5xx 错误率</w:t>
+      </w:r>
+    </w:p>
+    <w:p>
+      <w:pPr>
+        <w:pStyle w:val="ListBullet"/>
+        <w:ind w:left="283"/>
+      </w:pPr>
+      <w:r>
+        <w:rPr>
+          <w:sz w:val="21"/>
+        </w:rPr>
+        <w:t>Saturation: WebSocket 连接数, JVM 堆</w:t>
+      </w:r>
+    </w:p>
+    <w:p>
+      <w:pPr>
+        <w:spacing w:before="240" w:after="120"/>
+      </w:pPr>
+      <w:r>
+        <w:rPr>
+          <w:b/>
+          <w:color w:val="2E75B6"/>
+          <w:sz w:val="32"/>
+        </w:rPr>
+        <w:t>D.2 告警分级</w:t>
+      </w:r>
+    </w:p>
+    <w:tbl>
+      <w:tblPr>
+        <w:tblStyle w:val="LightGrid-Accent1"/>
+        <w:tblW w:type="auto" w:w="0"/>
+        <w:tblLook w:firstColumn="1" w:firstRow="1" w:lastColumn="0" w:lastRow="0" w:noHBand="0" w:noVBand="1" w:val="04A0"/>
+      </w:tblPr>
+      <w:tblGrid>
+        <w:gridCol w:w="1949"/>
+        <w:gridCol w:w="1949"/>
+        <w:gridCol w:w="1949"/>
+        <w:gridCol w:w="1949"/>
+        <w:gridCol w:w="1949"/>
+      </w:tblGrid>
+      <w:tr>
+        <w:tc>
+          <w:tcPr>
+            <w:tcW w:type="dxa" w:w="1134"/>
+            <w:shd w:fill="1F4E79"/>
+          </w:tcPr>
+          <w:p>
+            <w:r/>
+            <w:r>
+              <w:rPr>
+                <w:b/>
+                <w:color w:val="FFFFFF"/>
+                <w:sz w:val="20"/>
+              </w:rPr>
+              <w:t>级别</w:t>
+            </w:r>
+          </w:p>
+        </w:tc>
+        <w:tc>
+          <w:tcPr>
+            <w:tcW w:type="dxa" w:w="850"/>
+            <w:shd w:fill="1F4E79"/>
+          </w:tcPr>
+          <w:p>
+            <w:r/>
+            <w:r>
+              <w:rPr>
+                <w:b/>
+                <w:color w:val="FFFFFF"/>
+                <w:sz w:val="20"/>
+              </w:rPr>
+              <w:t>颜色</w:t>
+            </w:r>
+          </w:p>
+        </w:tc>
+        <w:tc>
+          <w:tcPr>
+            <w:tcW w:type="dxa" w:w="850"/>
+            <w:shd w:fill="1F4E79"/>
+          </w:tcPr>
+          <w:p>
+            <w:r/>
+            <w:r>
+              <w:rPr>
+                <w:b/>
+                <w:color w:val="FFFFFF"/>
+                <w:sz w:val="20"/>
+              </w:rPr>
+              <w:t>响应时间</w:t>
+            </w:r>
+          </w:p>
+        </w:tc>
+        <w:tc>
+          <w:tcPr>
+            <w:tcW w:type="dxa" w:w="2835"/>
+            <w:shd w:fill="1F4E79"/>
+          </w:tcPr>
+          <w:p>
+            <w:r/>
+            <w:r>
+              <w:rPr>
+                <w:b/>
+                <w:color w:val="FFFFFF"/>
+                <w:sz w:val="20"/>
+              </w:rPr>
+              <w:t>通道</w:t>
+            </w:r>
+          </w:p>
+        </w:tc>
+        <w:tc>
+          <w:tcPr>
+            <w:tcW w:type="dxa" w:w="2268"/>
+            <w:shd w:fill="1F4E79"/>
+          </w:tcPr>
+          <w:p>
+            <w:r/>
+            <w:r>
+              <w:rPr>
+                <w:b/>
+                <w:color w:val="FFFFFF"/>
+                <w:sz w:val="20"/>
+              </w:rPr>
+              <w:t>示例</w:t>
+            </w:r>
+          </w:p>
+        </w:tc>
+      </w:tr>
+      <w:tr>
+        <w:tc>
+          <w:tcPr>
+            <w:tcW w:type="dxa" w:w="1134"/>
+            <w:shd w:fill="F2F2F2"/>
+          </w:tcPr>
+          <w:p>
+            <w:r/>
+            <w:r>
+              <w:rPr>
+                <w:sz w:val="19"/>
+              </w:rPr>
+              <w:t>P0 CRITICAL</w:t>
+            </w:r>
+          </w:p>
+        </w:tc>
+        <w:tc>
+          <w:tcPr>
+            <w:tcW w:type="dxa" w:w="850"/>
+            <w:shd w:fill="F2F2F2"/>
+          </w:tcPr>
+          <w:p>
+            <w:r/>
+            <w:r>
+              <w:rPr>
+                <w:sz w:val="19"/>
+              </w:rPr>
+              <w:t>🚨 红</w:t>
+            </w:r>
+          </w:p>
+        </w:tc>
+        <w:tc>
+          <w:tcPr>
+            <w:tcW w:type="dxa" w:w="850"/>
+            <w:shd w:fill="F2F2F2"/>
+          </w:tcPr>
+          <w:p>
+            <w:r/>
+            <w:r>
+              <w:rPr>
+                <w:sz w:val="19"/>
+              </w:rPr>
+              <w:t>立即</w:t>
+            </w:r>
+          </w:p>
+        </w:tc>
+        <w:tc>
+          <w:tcPr>
+            <w:tcW w:type="dxa" w:w="2835"/>
+            <w:shd w:fill="F2F2F2"/>
+          </w:tcPr>
+          <w:p>
+            <w:r/>
+            <w:r>
+              <w:rPr>
+                <w:sz w:val="19"/>
+              </w:rPr>
+              <w:t>PagerDuty + 钉钉 + 邮件 + 短信</w:t>
+            </w:r>
+          </w:p>
+        </w:tc>
+        <w:tc>
+          <w:tcPr>
+            <w:tcW w:type="dxa" w:w="2268"/>
+            <w:shd w:fill="F2F2F2"/>
+          </w:tcPr>
+          <w:p>
+            <w:r/>
+            <w:r>
+              <w:rPr>
+                <w:sz w:val="19"/>
+              </w:rPr>
+              <w:t>服务 down, 5xx 激增</w:t>
+            </w:r>
+          </w:p>
+        </w:tc>
+      </w:tr>
+      <w:tr>
+        <w:tc>
+          <w:tcPr>
+            <w:tcW w:type="dxa" w:w="1134"/>
+          </w:tcPr>
+          <w:p>
+            <w:r/>
+            <w:r>
+              <w:rPr>
+                <w:sz w:val="19"/>
+              </w:rPr>
+              <w:t>P1 HIGH</w:t>
+            </w:r>
+          </w:p>
+        </w:tc>
+        <w:tc>
+          <w:tcPr>
+            <w:tcW w:type="dxa" w:w="850"/>
+          </w:tcPr>
+          <w:p>
+            <w:r/>
+            <w:r>
+              <w:rPr>
+                <w:sz w:val="19"/>
+              </w:rPr>
+              <w:t>🔴</w:t>
+            </w:r>
+          </w:p>
+        </w:tc>
+        <w:tc>
+          <w:tcPr>
+            <w:tcW w:type="dxa" w:w="850"/>
+          </w:tcPr>
+          <w:p>
+            <w:r/>
+            <w:r>
+              <w:rPr>
+                <w:sz w:val="19"/>
+              </w:rPr>
+              <w:t>1 小时</w:t>
+            </w:r>
+          </w:p>
+        </w:tc>
+        <w:tc>
+          <w:tcPr>
+            <w:tcW w:type="dxa" w:w="2835"/>
+          </w:tcPr>
+          <w:p>
+            <w:r/>
+            <w:r>
+              <w:rPr>
+                <w:sz w:val="19"/>
+              </w:rPr>
+              <w:t>钉钉 + 邮件</w:t>
+            </w:r>
+          </w:p>
+        </w:tc>
+        <w:tc>
+          <w:tcPr>
+            <w:tcW w:type="dxa" w:w="2268"/>
+          </w:tcPr>
+          <w:p>
+            <w:r/>
+            <w:r>
+              <w:rPr>
+                <w:sz w:val="19"/>
+              </w:rPr>
+              <w:t>P99 &gt; 1s, Redis 不可用</w:t>
+            </w:r>
+          </w:p>
+        </w:tc>
+      </w:tr>
+      <w:tr>
+        <w:tc>
+          <w:tcPr>
+            <w:tcW w:type="dxa" w:w="1134"/>
+            <w:shd w:fill="F2F2F2"/>
+          </w:tcPr>
+          <w:p>
+            <w:r/>
+            <w:r>
+              <w:rPr>
+                <w:sz w:val="19"/>
+              </w:rPr>
+              <w:t>P2 MEDIUM</w:t>
+            </w:r>
+          </w:p>
+        </w:tc>
+        <w:tc>
+          <w:tcPr>
+            <w:tcW w:type="dxa" w:w="850"/>
+            <w:shd w:fill="F2F2F2"/>
+          </w:tcPr>
+          <w:p>
+            <w:r/>
+            <w:r>
+              <w:rPr>
+                <w:sz w:val="19"/>
+              </w:rPr>
+              <w:t>🟡</w:t>
+            </w:r>
+          </w:p>
+        </w:tc>
+        <w:tc>
+          <w:tcPr>
+            <w:tcW w:type="dxa" w:w="850"/>
+            <w:shd w:fill="F2F2F2"/>
+          </w:tcPr>
+          <w:p>
+            <w:r/>
+            <w:r>
+              <w:rPr>
+                <w:sz w:val="19"/>
+              </w:rPr>
+              <w:t>4 小时</w:t>
+            </w:r>
+          </w:p>
+        </w:tc>
+        <w:tc>
+          <w:tcPr>
+            <w:tcW w:type="dxa" w:w="2835"/>
+            <w:shd w:fill="F2F2F2"/>
+          </w:tcPr>
+          <w:p>
+            <w:r/>
+            <w:r>
+              <w:rPr>
+                <w:sz w:val="19"/>
+              </w:rPr>
+              <w:t>邮件</w:t>
+            </w:r>
+          </w:p>
+        </w:tc>
+        <w:tc>
+          <w:tcPr>
+            <w:tcW w:type="dxa" w:w="2268"/>
+            <w:shd w:fill="F2F2F2"/>
+          </w:tcPr>
+          <w:p>
+            <w:r/>
+            <w:r>
+              <w:rPr>
+                <w:sz w:val="19"/>
+              </w:rPr>
+              <w:t>JVM 堆 &gt; 90%, GC 慢</w:t>
+            </w:r>
+          </w:p>
+        </w:tc>
+      </w:tr>
+      <w:tr>
+        <w:tc>
+          <w:tcPr>
+            <w:tcW w:type="dxa" w:w="1134"/>
+          </w:tcPr>
+          <w:p>
+            <w:r/>
+            <w:r>
+              <w:rPr>
+                <w:sz w:val="19"/>
+              </w:rPr>
+              <w:t>P3 LOW</w:t>
+            </w:r>
+          </w:p>
+        </w:tc>
+        <w:tc>
+          <w:tcPr>
+            <w:tcW w:type="dxa" w:w="850"/>
+          </w:tcPr>
+          <w:p>
+            <w:r/>
+            <w:r>
+              <w:rPr>
+                <w:sz w:val="19"/>
+              </w:rPr>
+              <w:t>🟢</w:t>
+            </w:r>
+          </w:p>
+        </w:tc>
+        <w:tc>
+          <w:tcPr>
+            <w:tcW w:type="dxa" w:w="850"/>
+          </w:tcPr>
+          <w:p>
+            <w:r/>
+            <w:r>
+              <w:rPr>
+                <w:sz w:val="19"/>
+              </w:rPr>
+              <w:t>24 小时</w:t>
+            </w:r>
+          </w:p>
+        </w:tc>
+        <w:tc>
+          <w:tcPr>
+            <w:tcW w:type="dxa" w:w="2835"/>
+          </w:tcPr>
+          <w:p>
+            <w:r/>
+            <w:r>
+              <w:rPr>
+                <w:sz w:val="19"/>
+              </w:rPr>
+              <w:t>Slack</w:t>
+            </w:r>
+          </w:p>
+        </w:tc>
+        <w:tc>
+          <w:tcPr>
+            <w:tcW w:type="dxa" w:w="2268"/>
+          </w:tcPr>
+          <w:p>
+            <w:r/>
+            <w:r>
+              <w:rPr>
+                <w:sz w:val="19"/>
+              </w:rPr>
+              <w:t>日活 &lt; 100</w:t>
+            </w:r>
+          </w:p>
+        </w:tc>
+      </w:tr>
+    </w:tbl>
+    <w:p>
+      <w:pPr>
+        <w:spacing w:before="240" w:after="120"/>
+      </w:pPr>
+      <w:r>
+        <w:rPr>
+          <w:b/>
+          <w:color w:val="2E75B6"/>
+          <w:sz w:val="32"/>
+        </w:rPr>
+        <w:t>D.3 告警通道</w:t>
+      </w:r>
+    </w:p>
+    <w:p>
+      <w:pPr>
+        <w:ind w:left="283"/>
+        <w:shd w:fill="F5F5F5"/>
+      </w:pPr>
+      <w:r>
+        <w:rPr>
+          <w:rFonts w:ascii="Consolas" w:hAnsi="Consolas" w:eastAsia="Consolas"/>
+          <w:color w:val="C7254E"/>
+          <w:sz w:val="18"/>
+        </w:rPr>
+        <w:br/>
+        <w:t>// AlertSender 多通道</w:t>
+        <w:br/>
+        <w:t>public void send(AlertMessage msg) {</w:t>
+        <w:br/>
+        <w:t xml:space="preserve">    new Thread(() -&gt; {</w:t>
+        <w:br/>
+        <w:t xml:space="preserve">        console(msg);                          // 控制台</w:t>
+        <w:br/>
+        <w:t xml:space="preserve">        if (!webhookUrl.isEmpty()) webhook(msg); // 通用 webhook</w:t>
+        <w:br/>
+        <w:t xml:space="preserve">        if (!pagerdutyKey.isEmpty()) pagerduty(msg);</w:t>
+        <w:br/>
+        <w:t xml:space="preserve">        if (!dingtalkUrl.isEmpty()) dingtalk(msg);</w:t>
+        <w:br/>
+        <w:t xml:space="preserve">        if (!feishuUrl.isEmpty()) feishu(msg);</w:t>
+        <w:br/>
+        <w:t xml:space="preserve">    }).start();</w:t>
+        <w:br/>
+        <w:t>}</w:t>
+        <w:br/>
+        <w:br/>
+        <w:t>// 快捷方法</w:t>
+        <w:br/>
+        <w:t>alertSender.critical("服务 down", "cs-im 不可达", "cs-im");</w:t>
+        <w:br/>
+        <w:t>alertSender.warn("GC 暂停过长", "5s 内 100ms", "jvm");</w:t>
+        <w:br/>
+      </w:r>
+    </w:p>
+    <w:p>
+      <w:pPr>
+        <w:spacing w:before="240" w:after="120"/>
+      </w:pPr>
+      <w:r>
+        <w:rPr>
+          <w:b/>
+          <w:color w:val="2E75B6"/>
+          <w:sz w:val="32"/>
+        </w:rPr>
+        <w:t>D.4 Prometheus + Grafana 部署</w:t>
+      </w:r>
+    </w:p>
+    <w:p>
+      <w:pPr>
+        <w:spacing w:line="336" w:lineRule="auto"/>
+      </w:pPr>
+      <w:r>
+        <w:rPr>
+          <w:b w:val="0"/>
+          <w:sz w:val="22"/>
+        </w:rPr>
+        <w:t>ops/ 目录提供完整配置文件:</w:t>
+      </w:r>
+    </w:p>
+    <w:p>
+      <w:pPr>
+        <w:pStyle w:val="ListBullet"/>
+        <w:ind w:left="283"/>
+      </w:pPr>
+      <w:r>
+        <w:rPr>
+          <w:sz w:val="21"/>
+        </w:rPr>
+        <w:t>ops/prometheus/prometheus.yml - 9 微服务抓取配置</w:t>
+      </w:r>
+    </w:p>
+    <w:p>
+      <w:pPr>
+        <w:pStyle w:val="ListBullet"/>
+        <w:ind w:left="283"/>
+      </w:pPr>
+      <w:r>
+        <w:rPr>
+          <w:sz w:val="21"/>
+        </w:rPr>
+        <w:t>ops/prometheus/alerts.yml - 12 条告警规则</w:t>
+      </w:r>
+    </w:p>
+    <w:p>
+      <w:pPr>
+        <w:pStyle w:val="ListBullet"/>
+        <w:ind w:left="283"/>
+      </w:pPr>
+      <w:r>
+        <w:rPr>
+          <w:sz w:val="21"/>
+        </w:rPr>
+        <w:t>ops/alertmanager/alertmanager.yml - 4 通道路由 + 抑制规则</w:t>
+      </w:r>
+    </w:p>
+    <w:p>
+      <w:pPr>
+        <w:pStyle w:val="ListBullet"/>
+        <w:ind w:left="283"/>
+      </w:pPr>
+      <w:r>
+        <w:rPr>
+          <w:sz w:val="21"/>
+        </w:rPr>
+        <w:t>ops/grafana/cs-sla-dashboard.json - 8 面板 SLA 看板</w:t>
+      </w:r>
+    </w:p>
+    <w:p>
+      <w:pPr>
+        <w:pStyle w:val="ListBullet"/>
+        <w:ind w:left="283"/>
+      </w:pPr>
+      <w:r>
+        <w:rPr>
+          <w:sz w:val="21"/>
+        </w:rPr>
+        <w:t>ops/grafana/provisioning/ - 自动加载 dashboard</w:t>
+      </w:r>
+    </w:p>
+    <w:p>
+      <w:pPr>
+        <w:spacing w:line="336" w:lineRule="auto"/>
+      </w:pPr>
+      <w:r>
+        <w:rPr>
+          <w:b w:val="0"/>
+          <w:sz w:val="22"/>
+        </w:rPr>
+        <w:t>docker-compose.yml 一键启动监控栈:</w:t>
+      </w:r>
+    </w:p>
+    <w:p>
+      <w:pPr>
+        <w:ind w:left="283"/>
+        <w:shd w:fill="F5F5F5"/>
+      </w:pPr>
+      <w:r>
+        <w:rPr>
+          <w:rFonts w:ascii="Consolas" w:hAnsi="Consolas" w:eastAsia="Consolas"/>
+          <w:color w:val="C7254E"/>
+          <w:sz w:val="18"/>
+        </w:rPr>
+        <w:br/>
+        <w:t>docker-compose up -d prometheus alertmanager grafana node-exporter</w:t>
+        <w:br/>
+        <w:t># Grafana: http://localhost:3000 (admin/admin)</w:t>
+        <w:br/>
+        <w:t># Prometheus: http://localhost:9090</w:t>
+        <w:br/>
+        <w:t># AlertManager: http://localhost:9093</w:t>
+        <w:br/>
+      </w:r>
+    </w:p>
+    <w:p>
+      <w:r>
+        <w:br w:type="page"/>
+      </w:r>
+    </w:p>
+    <w:p>
+      <w:pPr>
+        <w:spacing w:before="360" w:after="160"/>
+      </w:pPr>
+      <w:r>
+        <w:rPr>
+          <w:b/>
+          <w:color w:val="1F4E79"/>
+          <w:sz w:val="44"/>
+        </w:rPr>
+        <w:t>附录 E: 部署运维 (v3.0 更新)</w:t>
+      </w:r>
+    </w:p>
+    <w:p>
+      <w:pPr>
+        <w:spacing w:before="240" w:after="120"/>
+      </w:pPr>
+      <w:r>
+        <w:rPr>
+          <w:b/>
+          <w:color w:val="2E75B6"/>
+          <w:sz w:val="32"/>
+        </w:rPr>
+        <w:t>E.1 一键启动</w:t>
+      </w:r>
+    </w:p>
+    <w:p>
+      <w:pPr>
+        <w:ind w:left="283"/>
+        <w:shd w:fill="F5F5F5"/>
+      </w:pPr>
+      <w:r>
+        <w:rPr>
+          <w:rFonts w:ascii="Consolas" w:hAnsi="Consolas" w:eastAsia="Consolas"/>
+          <w:color w:val="C7254E"/>
+          <w:sz w:val="18"/>
+        </w:rPr>
+        <w:br/>
+        <w:t># 1. 复制环境变量</w:t>
+        <w:br/>
+        <w:t>cp .env.example .env</w:t>
+        <w:br/>
+        <w:br/>
+        <w:t># 2. 修改密码 (重要!)</w:t>
+        <w:br/>
+        <w:t>nano .env   # JWT_SECRET, MARIADB_PASSWORD, GRAFANA_PASSWORD, PAGERDUTY_KEY, DINGTALK_WEBHOOK</w:t>
+        <w:br/>
+        <w:br/>
+        <w:t># 3. 启动全栈 (含监控)</w:t>
+        <w:br/>
+        <w:t>docker-compose up -d</w:t>
+        <w:br/>
+        <w:br/>
+        <w:t># 4. 健康检查</w:t>
+        <w:br/>
+        <w:t>docker-compose ps</w:t>
+        <w:br/>
+        <w:t>curl http://localhost:8082/actuator/health  # cs-im</w:t>
+        <w:br/>
+        <w:t>curl http://localhost:9090/-/healthy         # prometheus</w:t>
+        <w:br/>
+      </w:r>
+    </w:p>
+    <w:p>
+      <w:pPr>
+        <w:spacing w:before="240" w:after="120"/>
+      </w:pPr>
+      <w:r>
+        <w:rPr>
+          <w:b/>
+          <w:color w:val="2E75B6"/>
+          <w:sz w:val="32"/>
+        </w:rPr>
+        <w:t>E.2 端口清单</w:t>
+      </w:r>
+    </w:p>
+    <w:tbl>
+      <w:tblPr>
+        <w:tblStyle w:val="LightGrid-Accent1"/>
+        <w:tblW w:type="auto" w:w="0"/>
+        <w:tblLook w:firstColumn="1" w:firstRow="1" w:lastColumn="0" w:lastRow="0" w:noHBand="0" w:noVBand="1" w:val="04A0"/>
+      </w:tblPr>
+      <w:tblGrid>
+        <w:gridCol w:w="3249"/>
+        <w:gridCol w:w="3249"/>
+        <w:gridCol w:w="3249"/>
+      </w:tblGrid>
+      <w:tr>
+        <w:tc>
+          <w:tcPr>
+            <w:tcW w:type="dxa" w:w="1701"/>
+            <w:shd w:fill="1F4E79"/>
+          </w:tcPr>
+          <w:p>
+            <w:r/>
+            <w:r>
+              <w:rPr>
+                <w:b/>
+                <w:color w:val="FFFFFF"/>
+                <w:sz w:val="20"/>
+              </w:rPr>
+              <w:t>服务</w:t>
+            </w:r>
+          </w:p>
+        </w:tc>
+        <w:tc>
+          <w:tcPr>
+            <w:tcW w:type="dxa" w:w="1134"/>
+            <w:shd w:fill="1F4E79"/>
+          </w:tcPr>
+          <w:p>
+            <w:r/>
+            <w:r>
+              <w:rPr>
+                <w:b/>
+                <w:color w:val="FFFFFF"/>
+                <w:sz w:val="20"/>
+              </w:rPr>
+              <w:t>端口</w:t>
+            </w:r>
+          </w:p>
+        </w:tc>
+        <w:tc>
+          <w:tcPr>
+            <w:tcW w:type="dxa" w:w="2835"/>
+            <w:shd w:fill="1F4E79"/>
+          </w:tcPr>
+          <w:p>
+            <w:r/>
+            <w:r>
+              <w:rPr>
+                <w:b/>
+                <w:color w:val="FFFFFF"/>
+                <w:sz w:val="20"/>
+              </w:rPr>
+              <w:t>用途</w:t>
+            </w:r>
+          </w:p>
+        </w:tc>
+      </w:tr>
+      <w:tr>
+        <w:tc>
+          <w:tcPr>
+            <w:tcW w:type="dxa" w:w="1701"/>
+            <w:shd w:fill="F2F2F2"/>
+          </w:tcPr>
+          <w:p>
+            <w:r/>
+            <w:r>
+              <w:rPr>
+                <w:sz w:val="19"/>
+              </w:rPr>
+              <w:t>前端 (nginx)</w:t>
+            </w:r>
+          </w:p>
+        </w:tc>
+        <w:tc>
+          <w:tcPr>
+            <w:tcW w:type="dxa" w:w="1134"/>
+            <w:shd w:fill="F2F2F2"/>
+          </w:tcPr>
+          <w:p>
+            <w:r/>
+            <w:r>
+              <w:rPr>
+                <w:sz w:val="19"/>
+              </w:rPr>
+              <w:t>80</w:t>
+            </w:r>
+          </w:p>
+        </w:tc>
+        <w:tc>
+          <w:tcPr>
+            <w:tcW w:type="dxa" w:w="2835"/>
+            <w:shd w:fill="F2F2F2"/>
+          </w:tcPr>
+          <w:p>
+            <w:r/>
+            <w:r>
+              <w:rPr>
+                <w:sz w:val="19"/>
+              </w:rPr>
+              <w:t>Web 入口</w:t>
+            </w:r>
+          </w:p>
+        </w:tc>
+      </w:tr>
+      <w:tr>
+        <w:tc>
+          <w:tcPr>
+            <w:tcW w:type="dxa" w:w="1701"/>
+          </w:tcPr>
+          <w:p>
+            <w:r/>
+            <w:r>
+              <w:rPr>
+                <w:sz w:val="19"/>
+              </w:rPr>
+              <w:t>cs-auth</w:t>
+            </w:r>
+          </w:p>
+        </w:tc>
+        <w:tc>
+          <w:tcPr>
+            <w:tcW w:type="dxa" w:w="1134"/>
+          </w:tcPr>
+          <w:p>
+            <w:r/>
+            <w:r>
+              <w:rPr>
+                <w:sz w:val="19"/>
+              </w:rPr>
+              <w:t>8081</w:t>
+            </w:r>
+          </w:p>
+        </w:tc>
+        <w:tc>
+          <w:tcPr>
+            <w:tcW w:type="dxa" w:w="2835"/>
+          </w:tcPr>
+          <w:p>
+            <w:r/>
+            <w:r>
+              <w:rPr>
+                <w:sz w:val="19"/>
+              </w:rPr>
+              <w:t>登录注册</w:t>
+            </w:r>
+          </w:p>
+        </w:tc>
+      </w:tr>
+      <w:tr>
+        <w:tc>
+          <w:tcPr>
+            <w:tcW w:type="dxa" w:w="1701"/>
+            <w:shd w:fill="F2F2F2"/>
+          </w:tcPr>
+          <w:p>
+            <w:r/>
+            <w:r>
+              <w:rPr>
+                <w:sz w:val="19"/>
+              </w:rPr>
+              <w:t>cs-im</w:t>
+            </w:r>
+          </w:p>
+        </w:tc>
+        <w:tc>
+          <w:tcPr>
+            <w:tcW w:type="dxa" w:w="1134"/>
+            <w:shd w:fill="F2F2F2"/>
+          </w:tcPr>
+          <w:p>
+            <w:r/>
+            <w:r>
+              <w:rPr>
+                <w:sz w:val="19"/>
+              </w:rPr>
+              <w:t>8082</w:t>
+            </w:r>
+          </w:p>
+        </w:tc>
+        <w:tc>
+          <w:tcPr>
+            <w:tcW w:type="dxa" w:w="2835"/>
+            <w:shd w:fill="F2F2F2"/>
+          </w:tcPr>
+          <w:p>
+            <w:r/>
+            <w:r>
+              <w:rPr>
+                <w:sz w:val="19"/>
+              </w:rPr>
+              <w:t>IM 核心</w:t>
+            </w:r>
+          </w:p>
+        </w:tc>
+      </w:tr>
+      <w:tr>
+        <w:tc>
+          <w:tcPr>
+            <w:tcW w:type="dxa" w:w="1701"/>
+          </w:tcPr>
+          <w:p>
+            <w:r/>
+            <w:r>
+              <w:rPr>
+                <w:sz w:val="19"/>
+              </w:rPr>
+              <w:t>cs-cdp</w:t>
+            </w:r>
+          </w:p>
+        </w:tc>
+        <w:tc>
+          <w:tcPr>
+            <w:tcW w:type="dxa" w:w="1134"/>
+          </w:tcPr>
+          <w:p>
+            <w:r/>
+            <w:r>
+              <w:rPr>
+                <w:sz w:val="19"/>
+              </w:rPr>
+              <w:t>8083</w:t>
+            </w:r>
+          </w:p>
+        </w:tc>
+        <w:tc>
+          <w:tcPr>
+            <w:tcW w:type="dxa" w:w="2835"/>
+          </w:tcPr>
+          <w:p>
+            <w:r/>
+            <w:r>
+              <w:rPr>
+                <w:sz w:val="19"/>
+              </w:rPr>
+              <w:t>数字孪生</w:t>
+            </w:r>
+          </w:p>
+        </w:tc>
+      </w:tr>
+      <w:tr>
+        <w:tc>
+          <w:tcPr>
+            <w:tcW w:type="dxa" w:w="1701"/>
+            <w:shd w:fill="F2F2F2"/>
+          </w:tcPr>
+          <w:p>
+            <w:r/>
+            <w:r>
+              <w:rPr>
+                <w:sz w:val="19"/>
+              </w:rPr>
+              <w:t>cs-community</w:t>
+            </w:r>
+          </w:p>
+        </w:tc>
+        <w:tc>
+          <w:tcPr>
+            <w:tcW w:type="dxa" w:w="1134"/>
+            <w:shd w:fill="F2F2F2"/>
+          </w:tcPr>
+          <w:p>
+            <w:r/>
+            <w:r>
+              <w:rPr>
+                <w:sz w:val="19"/>
+              </w:rPr>
+              <w:t>8084</w:t>
+            </w:r>
+          </w:p>
+        </w:tc>
+        <w:tc>
+          <w:tcPr>
+            <w:tcW w:type="dxa" w:w="2835"/>
+            <w:shd w:fill="F2F2F2"/>
+          </w:tcPr>
+          <w:p>
+            <w:r/>
+            <w:r>
+              <w:rPr>
+                <w:sz w:val="19"/>
+              </w:rPr>
+              <w:t>客户帮</w:t>
+            </w:r>
+          </w:p>
+        </w:tc>
+      </w:tr>
+      <w:tr>
+        <w:tc>
+          <w:tcPr>
+            <w:tcW w:type="dxa" w:w="1701"/>
+          </w:tcPr>
+          <w:p>
+            <w:r/>
+            <w:r>
+              <w:rPr>
+                <w:sz w:val="19"/>
+              </w:rPr>
+              <w:t>cs-prediction</w:t>
+            </w:r>
+          </w:p>
+        </w:tc>
+        <w:tc>
+          <w:tcPr>
+            <w:tcW w:type="dxa" w:w="1134"/>
+          </w:tcPr>
+          <w:p>
+            <w:r/>
+            <w:r>
+              <w:rPr>
+                <w:sz w:val="19"/>
+              </w:rPr>
+              <w:t>8085</w:t>
+            </w:r>
+          </w:p>
+        </w:tc>
+        <w:tc>
+          <w:tcPr>
+            <w:tcW w:type="dxa" w:w="2835"/>
+          </w:tcPr>
+          <w:p>
+            <w:r/>
+            <w:r>
+              <w:rPr>
+                <w:sz w:val="19"/>
+              </w:rPr>
+              <w:t>预见式</w:t>
+            </w:r>
+          </w:p>
+        </w:tc>
+      </w:tr>
+      <w:tr>
+        <w:tc>
+          <w:tcPr>
+            <w:tcW w:type="dxa" w:w="1701"/>
+            <w:shd w:fill="F2F2F2"/>
+          </w:tcPr>
+          <w:p>
+            <w:r/>
+            <w:r>
+              <w:rPr>
+                <w:sz w:val="19"/>
+              </w:rPr>
+              <w:t>cs-customer-success</w:t>
+            </w:r>
+          </w:p>
+        </w:tc>
+        <w:tc>
+          <w:tcPr>
+            <w:tcW w:type="dxa" w:w="1134"/>
+            <w:shd w:fill="F2F2F2"/>
+          </w:tcPr>
+          <w:p>
+            <w:r/>
+            <w:r>
+              <w:rPr>
+                <w:sz w:val="19"/>
+              </w:rPr>
+              <w:t>8086</w:t>
+            </w:r>
+          </w:p>
+        </w:tc>
+        <w:tc>
+          <w:tcPr>
+            <w:tcW w:type="dxa" w:w="2835"/>
+            <w:shd w:fill="F2F2F2"/>
+          </w:tcPr>
+          <w:p>
+            <w:r/>
+            <w:r>
+              <w:rPr>
+                <w:sz w:val="19"/>
+              </w:rPr>
+              <w:t>客户成功</w:t>
+            </w:r>
+          </w:p>
+        </w:tc>
+      </w:tr>
+      <w:tr>
+        <w:tc>
+          <w:tcPr>
+            <w:tcW w:type="dxa" w:w="1701"/>
+          </w:tcPr>
+          <w:p>
+            <w:r/>
+            <w:r>
+              <w:rPr>
+                <w:sz w:val="19"/>
+              </w:rPr>
+              <w:t>cs-ai</w:t>
+            </w:r>
+          </w:p>
+        </w:tc>
+        <w:tc>
+          <w:tcPr>
+            <w:tcW w:type="dxa" w:w="1134"/>
+          </w:tcPr>
+          <w:p>
+            <w:r/>
+            <w:r>
+              <w:rPr>
+                <w:sz w:val="19"/>
+              </w:rPr>
+              <w:t>8087</w:t>
+            </w:r>
+          </w:p>
+        </w:tc>
+        <w:tc>
+          <w:tcPr>
+            <w:tcW w:type="dxa" w:w="2835"/>
+          </w:tcPr>
+          <w:p>
+            <w:r/>
+            <w:r>
+              <w:rPr>
+                <w:sz w:val="19"/>
+              </w:rPr>
+              <w:t>Java 自研 AI</w:t>
+            </w:r>
+          </w:p>
+        </w:tc>
+      </w:tr>
+      <w:tr>
+        <w:tc>
+          <w:tcPr>
+            <w:tcW w:type="dxa" w:w="1701"/>
+            <w:shd w:fill="F2F2F2"/>
+          </w:tcPr>
+          <w:p>
+            <w:r/>
+            <w:r>
+              <w:rPr>
+                <w:sz w:val="19"/>
+              </w:rPr>
+              <w:t>cs-video</w:t>
+            </w:r>
+          </w:p>
+        </w:tc>
+        <w:tc>
+          <w:tcPr>
+            <w:tcW w:type="dxa" w:w="1134"/>
+            <w:shd w:fill="F2F2F2"/>
+          </w:tcPr>
+          <w:p>
+            <w:r/>
+            <w:r>
+              <w:rPr>
+                <w:sz w:val="19"/>
+              </w:rPr>
+              <w:t>8088</w:t>
+            </w:r>
+          </w:p>
+        </w:tc>
+        <w:tc>
+          <w:tcPr>
+            <w:tcW w:type="dxa" w:w="2835"/>
+            <w:shd w:fill="F2F2F2"/>
+          </w:tcPr>
+          <w:p>
+            <w:r/>
+            <w:r>
+              <w:rPr>
+                <w:sz w:val="19"/>
+              </w:rPr>
+              <w:t>视频</w:t>
+            </w:r>
+          </w:p>
+        </w:tc>
+      </w:tr>
+      <w:tr>
+        <w:tc>
+          <w:tcPr>
+            <w:tcW w:type="dxa" w:w="1701"/>
+          </w:tcPr>
+          <w:p>
+            <w:r/>
+            <w:r>
+              <w:rPr>
+                <w:sz w:val="19"/>
+              </w:rPr>
+              <w:t>cs-voice</w:t>
+            </w:r>
+          </w:p>
+        </w:tc>
+        <w:tc>
+          <w:tcPr>
+            <w:tcW w:type="dxa" w:w="1134"/>
+          </w:tcPr>
+          <w:p>
+            <w:r/>
+            <w:r>
+              <w:rPr>
+                <w:sz w:val="19"/>
+              </w:rPr>
+              <w:t>8089</w:t>
+            </w:r>
+          </w:p>
+        </w:tc>
+        <w:tc>
+          <w:tcPr>
+            <w:tcW w:type="dxa" w:w="2835"/>
+          </w:tcPr>
+          <w:p>
+            <w:r/>
+            <w:r>
+              <w:rPr>
+                <w:sz w:val="19"/>
+              </w:rPr>
+              <w:t>智能电话</w:t>
+            </w:r>
+          </w:p>
+        </w:tc>
+      </w:tr>
+      <w:tr>
+        <w:tc>
+          <w:tcPr>
+            <w:tcW w:type="dxa" w:w="1701"/>
+            <w:shd w:fill="F2F2F2"/>
+          </w:tcPr>
+          <w:p>
+            <w:r/>
+            <w:r>
+              <w:rPr>
+                <w:sz w:val="19"/>
+              </w:rPr>
+              <w:t>cs-gateway</w:t>
+            </w:r>
+          </w:p>
+        </w:tc>
+        <w:tc>
+          <w:tcPr>
+            <w:tcW w:type="dxa" w:w="1134"/>
+            <w:shd w:fill="F2F2F2"/>
+          </w:tcPr>
+          <w:p>
+            <w:r/>
+            <w:r>
+              <w:rPr>
+                <w:sz w:val="19"/>
+              </w:rPr>
+              <w:t>9000</w:t>
+            </w:r>
+          </w:p>
+        </w:tc>
+        <w:tc>
+          <w:tcPr>
+            <w:tcW w:type="dxa" w:w="2835"/>
+            <w:shd w:fill="F2F2F2"/>
+          </w:tcPr>
+          <w:p>
+            <w:r/>
+            <w:r>
+              <w:rPr>
+                <w:sz w:val="19"/>
+              </w:rPr>
+              <w:t>API 网关</w:t>
+            </w:r>
+          </w:p>
+        </w:tc>
+      </w:tr>
+      <w:tr>
+        <w:tc>
+          <w:tcPr>
+            <w:tcW w:type="dxa" w:w="1701"/>
+          </w:tcPr>
+          <w:p>
+            <w:r/>
+            <w:r>
+              <w:rPr>
+                <w:sz w:val="19"/>
+              </w:rPr>
+              <w:t>MariaDB</w:t>
+            </w:r>
+          </w:p>
+        </w:tc>
+        <w:tc>
+          <w:tcPr>
+            <w:tcW w:type="dxa" w:w="1134"/>
+          </w:tcPr>
+          <w:p>
+            <w:r/>
+            <w:r>
+              <w:rPr>
+                <w:sz w:val="19"/>
+              </w:rPr>
+              <w:t>3306</w:t>
+            </w:r>
+          </w:p>
+        </w:tc>
+        <w:tc>
+          <w:tcPr>
+            <w:tcW w:type="dxa" w:w="2835"/>
+          </w:tcPr>
+          <w:p>
+            <w:r/>
+            <w:r>
+              <w:rPr>
+                <w:sz w:val="19"/>
+              </w:rPr>
+              <w:t>数据库</w:t>
+            </w:r>
+          </w:p>
+        </w:tc>
+      </w:tr>
+      <w:tr>
+        <w:tc>
+          <w:tcPr>
+            <w:tcW w:type="dxa" w:w="1701"/>
+            <w:shd w:fill="F2F2F2"/>
+          </w:tcPr>
+          <w:p>
+            <w:r/>
+            <w:r>
+              <w:rPr>
+                <w:sz w:val="19"/>
+              </w:rPr>
+              <w:t>Redis</w:t>
+            </w:r>
+          </w:p>
+        </w:tc>
+        <w:tc>
+          <w:tcPr>
+            <w:tcW w:type="dxa" w:w="1134"/>
+            <w:shd w:fill="F2F2F2"/>
+          </w:tcPr>
+          <w:p>
+            <w:r/>
+            <w:r>
+              <w:rPr>
+                <w:sz w:val="19"/>
+              </w:rPr>
+              <w:t>6379</w:t>
+            </w:r>
+          </w:p>
+        </w:tc>
+        <w:tc>
+          <w:tcPr>
+            <w:tcW w:type="dxa" w:w="2835"/>
+            <w:shd w:fill="F2F2F2"/>
+          </w:tcPr>
+          <w:p>
+            <w:r/>
+            <w:r>
+              <w:rPr>
+                <w:sz w:val="19"/>
+              </w:rPr>
+              <w:t>缓存/队列</w:t>
+            </w:r>
+          </w:p>
+        </w:tc>
+      </w:tr>
+      <w:tr>
+        <w:tc>
+          <w:tcPr>
+            <w:tcW w:type="dxa" w:w="1701"/>
+          </w:tcPr>
+          <w:p>
+            <w:r/>
+            <w:r>
+              <w:rPr>
+                <w:sz w:val="19"/>
+              </w:rPr>
+              <w:t>Prometheus</w:t>
+            </w:r>
+          </w:p>
+        </w:tc>
+        <w:tc>
+          <w:tcPr>
+            <w:tcW w:type="dxa" w:w="1134"/>
+          </w:tcPr>
+          <w:p>
+            <w:r/>
+            <w:r>
+              <w:rPr>
+                <w:sz w:val="19"/>
+              </w:rPr>
+              <w:t>9090</w:t>
+            </w:r>
+          </w:p>
+        </w:tc>
+        <w:tc>
+          <w:tcPr>
+            <w:tcW w:type="dxa" w:w="2835"/>
+          </w:tcPr>
+          <w:p>
+            <w:r/>
+            <w:r>
+              <w:rPr>
+                <w:sz w:val="19"/>
+              </w:rPr>
+              <w:t>监控</w:t>
+            </w:r>
+          </w:p>
+        </w:tc>
+      </w:tr>
+      <w:tr>
+        <w:tc>
+          <w:tcPr>
+            <w:tcW w:type="dxa" w:w="1701"/>
+            <w:shd w:fill="F2F2F2"/>
+          </w:tcPr>
+          <w:p>
+            <w:r/>
+            <w:r>
+              <w:rPr>
+                <w:sz w:val="19"/>
+              </w:rPr>
+              <w:t>AlertManager</w:t>
+            </w:r>
+          </w:p>
+        </w:tc>
+        <w:tc>
+          <w:tcPr>
+            <w:tcW w:type="dxa" w:w="1134"/>
+            <w:shd w:fill="F2F2F2"/>
+          </w:tcPr>
+          <w:p>
+            <w:r/>
+            <w:r>
+              <w:rPr>
+                <w:sz w:val="19"/>
+              </w:rPr>
+              <w:t>9093</w:t>
+            </w:r>
+          </w:p>
+        </w:tc>
+        <w:tc>
+          <w:tcPr>
+            <w:tcW w:type="dxa" w:w="2835"/>
+            <w:shd w:fill="F2F2F2"/>
+          </w:tcPr>
+          <w:p>
+            <w:r/>
+            <w:r>
+              <w:rPr>
+                <w:sz w:val="19"/>
+              </w:rPr>
+              <w:t>告警</w:t>
+            </w:r>
+          </w:p>
+        </w:tc>
+      </w:tr>
+      <w:tr>
+        <w:tc>
+          <w:tcPr>
+            <w:tcW w:type="dxa" w:w="1701"/>
+          </w:tcPr>
+          <w:p>
+            <w:r/>
+            <w:r>
+              <w:rPr>
+                <w:sz w:val="19"/>
+              </w:rPr>
+              <w:t>Grafana</w:t>
+            </w:r>
+          </w:p>
+        </w:tc>
+        <w:tc>
+          <w:tcPr>
+            <w:tcW w:type="dxa" w:w="1134"/>
+          </w:tcPr>
+          <w:p>
+            <w:r/>
+            <w:r>
+              <w:rPr>
+                <w:sz w:val="19"/>
+              </w:rPr>
+              <w:t>3000</w:t>
+            </w:r>
+          </w:p>
+        </w:tc>
+        <w:tc>
+          <w:tcPr>
+            <w:tcW w:type="dxa" w:w="2835"/>
+          </w:tcPr>
+          <w:p>
+            <w:r/>
+            <w:r>
+              <w:rPr>
+                <w:sz w:val="19"/>
+              </w:rPr>
+              <w:t>看板</w:t>
+            </w:r>
+          </w:p>
+        </w:tc>
+      </w:tr>
+    </w:tbl>
+    <w:p>
+      <w:r>
+        <w:br w:type="page"/>
+      </w:r>
+    </w:p>
+    <w:p>
+      <w:pPr>
+        <w:spacing w:before="360" w:after="160"/>
+      </w:pPr>
+      <w:r>
+        <w:rPr>
+          <w:b/>
+          <w:color w:val="1F4E79"/>
+          <w:sz w:val="44"/>
+        </w:rPr>
+        <w:t>附录 F: 测试与运维</w:t>
+      </w:r>
+    </w:p>
+    <w:p>
+      <w:pPr>
+        <w:spacing w:before="240" w:after="120"/>
+      </w:pPr>
+      <w:r>
+        <w:rPr>
+          <w:b/>
+          <w:color w:val="2E75B6"/>
+          <w:sz w:val="32"/>
+        </w:rPr>
+        <w:t>F.1 演示账号</w:t>
+      </w:r>
+    </w:p>
+    <w:tbl>
+      <w:tblPr>
+        <w:tblStyle w:val="LightGrid-Accent1"/>
+        <w:tblW w:type="auto" w:w="0"/>
+        <w:tblLook w:firstColumn="1" w:firstRow="1" w:lastColumn="0" w:lastRow="0" w:noHBand="0" w:noVBand="1" w:val="04A0"/>
+      </w:tblPr>
+      <w:tblGrid>
+        <w:gridCol w:w="3249"/>
+        <w:gridCol w:w="3249"/>
+        <w:gridCol w:w="3249"/>
+      </w:tblGrid>
+      <w:tr>
+        <w:tc>
+          <w:tcPr>
+            <w:tcW w:type="dxa" w:w="2268"/>
+            <w:shd w:fill="1F4E79"/>
+          </w:tcPr>
+          <w:p>
+            <w:r/>
+            <w:r>
+              <w:rPr>
+                <w:b/>
+                <w:color w:val="FFFFFF"/>
+                <w:sz w:val="20"/>
+              </w:rPr>
+              <w:t>用户名</w:t>
+            </w:r>
+          </w:p>
+        </w:tc>
+        <w:tc>
+          <w:tcPr>
+            <w:tcW w:type="dxa" w:w="1701"/>
+            <w:shd w:fill="1F4E79"/>
+          </w:tcPr>
+          <w:p>
+            <w:r/>
+            <w:r>
+              <w:rPr>
+                <w:b/>
+                <w:color w:val="FFFFFF"/>
+                <w:sz w:val="20"/>
+              </w:rPr>
+              <w:t>密码</w:t>
+            </w:r>
+          </w:p>
+        </w:tc>
+        <w:tc>
+          <w:tcPr>
+            <w:tcW w:type="dxa" w:w="1701"/>
+            <w:shd w:fill="1F4E79"/>
+          </w:tcPr>
+          <w:p>
+            <w:r/>
+            <w:r>
+              <w:rPr>
+                <w:b/>
+                <w:color w:val="FFFFFF"/>
+                <w:sz w:val="20"/>
+              </w:rPr>
+              <w:t>角色</w:t>
+            </w:r>
+          </w:p>
+        </w:tc>
+      </w:tr>
+      <w:tr>
+        <w:tc>
+          <w:tcPr>
+            <w:tcW w:type="dxa" w:w="2268"/>
+            <w:shd w:fill="F2F2F2"/>
+          </w:tcPr>
+          <w:p>
+            <w:r/>
+            <w:r>
+              <w:rPr>
+                <w:sz w:val="19"/>
+              </w:rPr>
+              <w:t>customer1</w:t>
+            </w:r>
+          </w:p>
+        </w:tc>
+        <w:tc>
+          <w:tcPr>
+            <w:tcW w:type="dxa" w:w="1701"/>
+            <w:shd w:fill="F2F2F2"/>
+          </w:tcPr>
+          <w:p>
+            <w:r/>
+            <w:r>
+              <w:rPr>
+                <w:sz w:val="19"/>
+              </w:rPr>
+              <w:t>123456</w:t>
+            </w:r>
+          </w:p>
+        </w:tc>
+        <w:tc>
+          <w:tcPr>
+            <w:tcW w:type="dxa" w:w="1701"/>
+            <w:shd w:fill="F2F2F2"/>
+          </w:tcPr>
+          <w:p>
+            <w:r/>
+            <w:r>
+              <w:rPr>
+                <w:sz w:val="19"/>
+              </w:rPr>
+              <w:t>客户</w:t>
+            </w:r>
+          </w:p>
+        </w:tc>
+      </w:tr>
+      <w:tr>
+        <w:tc>
+          <w:tcPr>
+            <w:tcW w:type="dxa" w:w="2268"/>
+          </w:tcPr>
+          <w:p>
+            <w:r/>
+            <w:r>
+              <w:rPr>
+                <w:sz w:val="19"/>
+              </w:rPr>
+              <w:t>customer2</w:t>
+            </w:r>
+          </w:p>
+        </w:tc>
+        <w:tc>
+          <w:tcPr>
+            <w:tcW w:type="dxa" w:w="1701"/>
+          </w:tcPr>
+          <w:p>
+            <w:r/>
+            <w:r>
+              <w:rPr>
+                <w:sz w:val="19"/>
+              </w:rPr>
+              <w:t>123456</w:t>
+            </w:r>
+          </w:p>
+        </w:tc>
+        <w:tc>
+          <w:tcPr>
+            <w:tcW w:type="dxa" w:w="1701"/>
+          </w:tcPr>
+          <w:p>
+            <w:r/>
+            <w:r>
+              <w:rPr>
+                <w:sz w:val="19"/>
+              </w:rPr>
+              <w:t>客户</w:t>
+            </w:r>
+          </w:p>
+        </w:tc>
+      </w:tr>
+      <w:tr>
+        <w:tc>
+          <w:tcPr>
+            <w:tcW w:type="dxa" w:w="2268"/>
+            <w:shd w:fill="F2F2F2"/>
+          </w:tcPr>
+          <w:p>
+            <w:r/>
+            <w:r>
+              <w:rPr>
+                <w:sz w:val="19"/>
+              </w:rPr>
+              <w:t>customer3</w:t>
+            </w:r>
+          </w:p>
+        </w:tc>
+        <w:tc>
+          <w:tcPr>
+            <w:tcW w:type="dxa" w:w="1701"/>
+            <w:shd w:fill="F2F2F2"/>
+          </w:tcPr>
+          <w:p>
+            <w:r/>
+            <w:r>
+              <w:rPr>
+                <w:sz w:val="19"/>
+              </w:rPr>
+              <w:t>123456</w:t>
+            </w:r>
+          </w:p>
+        </w:tc>
+        <w:tc>
+          <w:tcPr>
+            <w:tcW w:type="dxa" w:w="1701"/>
+            <w:shd w:fill="F2F2F2"/>
+          </w:tcPr>
+          <w:p>
+            <w:r/>
+            <w:r>
+              <w:rPr>
+                <w:sz w:val="19"/>
+              </w:rPr>
+              <w:t>客户</w:t>
+            </w:r>
+          </w:p>
+        </w:tc>
+      </w:tr>
+      <w:tr>
+        <w:tc>
+          <w:tcPr>
+            <w:tcW w:type="dxa" w:w="2268"/>
+          </w:tcPr>
+          <w:p>
+            <w:r/>
+            <w:r>
+              <w:rPr>
+                <w:sz w:val="19"/>
+              </w:rPr>
+              <w:t>agent1</w:t>
+            </w:r>
+          </w:p>
+        </w:tc>
+        <w:tc>
+          <w:tcPr>
+            <w:tcW w:type="dxa" w:w="1701"/>
+          </w:tcPr>
+          <w:p>
+            <w:r/>
+            <w:r>
+              <w:rPr>
+                <w:sz w:val="19"/>
+              </w:rPr>
+              <w:t>123456</w:t>
+            </w:r>
+          </w:p>
+        </w:tc>
+        <w:tc>
+          <w:tcPr>
+            <w:tcW w:type="dxa" w:w="1701"/>
+          </w:tcPr>
+          <w:p>
+            <w:r/>
+            <w:r>
+              <w:rPr>
+                <w:sz w:val="19"/>
+              </w:rPr>
+              <w:t>坐席</w:t>
+            </w:r>
+          </w:p>
+        </w:tc>
+      </w:tr>
+      <w:tr>
+        <w:tc>
+          <w:tcPr>
+            <w:tcW w:type="dxa" w:w="2268"/>
+            <w:shd w:fill="F2F2F2"/>
+          </w:tcPr>
+          <w:p>
+            <w:r/>
+            <w:r>
+              <w:rPr>
+                <w:sz w:val="19"/>
+              </w:rPr>
+              <w:t>agent2</w:t>
+            </w:r>
+          </w:p>
+        </w:tc>
+        <w:tc>
+          <w:tcPr>
+            <w:tcW w:type="dxa" w:w="1701"/>
+            <w:shd w:fill="F2F2F2"/>
+          </w:tcPr>
+          <w:p>
+            <w:r/>
+            <w:r>
+              <w:rPr>
+                <w:sz w:val="19"/>
+              </w:rPr>
+              <w:t>123456</w:t>
+            </w:r>
+          </w:p>
+        </w:tc>
+        <w:tc>
+          <w:tcPr>
+            <w:tcW w:type="dxa" w:w="1701"/>
+            <w:shd w:fill="F2F2F2"/>
+          </w:tcPr>
+          <w:p>
+            <w:r/>
+            <w:r>
+              <w:rPr>
+                <w:sz w:val="19"/>
+              </w:rPr>
+              <w:t>坐席</w:t>
+            </w:r>
+          </w:p>
+        </w:tc>
+      </w:tr>
+      <w:tr>
+        <w:tc>
+          <w:tcPr>
+            <w:tcW w:type="dxa" w:w="2268"/>
+          </w:tcPr>
+          <w:p>
+            <w:r/>
+            <w:r>
+              <w:rPr>
+                <w:sz w:val="19"/>
+              </w:rPr>
+              <w:t>agent3</w:t>
+            </w:r>
+          </w:p>
+        </w:tc>
+        <w:tc>
+          <w:tcPr>
+            <w:tcW w:type="dxa" w:w="1701"/>
+          </w:tcPr>
+          <w:p>
+            <w:r/>
+            <w:r>
+              <w:rPr>
+                <w:sz w:val="19"/>
+              </w:rPr>
+              <w:t>123456</w:t>
+            </w:r>
+          </w:p>
+        </w:tc>
+        <w:tc>
+          <w:tcPr>
+            <w:tcW w:type="dxa" w:w="1701"/>
+          </w:tcPr>
+          <w:p>
+            <w:r/>
+            <w:r>
+              <w:rPr>
+                <w:sz w:val="19"/>
+              </w:rPr>
+              <w:t>坐席</w:t>
+            </w:r>
+          </w:p>
+        </w:tc>
+      </w:tr>
+    </w:tbl>
+    <w:p>
+      <w:pPr>
+        <w:spacing w:before="240" w:after="120"/>
+      </w:pPr>
+      <w:r>
+        <w:rPr>
+          <w:b/>
+          <w:color w:val="2E75B6"/>
+          <w:sz w:val="32"/>
+        </w:rPr>
+        <w:t>F.2 端到端测试流程</w:t>
+      </w:r>
+    </w:p>
+    <w:p>
+      <w:pPr>
+        <w:spacing w:line="336" w:lineRule="auto"/>
+      </w:pPr>
+      <w:r>
+        <w:rPr>
+          <w:b w:val="0"/>
+          <w:sz w:val="22"/>
+        </w:rPr>
+        <w:t>推荐 10 步走完核心业务:</w:t>
+      </w:r>
+    </w:p>
+    <w:p>
+      <w:pPr>
+        <w:pStyle w:val="ListBullet"/>
+        <w:ind w:left="283"/>
+      </w:pPr>
+      <w:r>
+        <w:rPr>
+          <w:sz w:val="21"/>
+        </w:rPr>
+        <w:t>1. 浏览器 A 登录 customer1 → 发起咨询 → 等候坐席</w:t>
+      </w:r>
+    </w:p>
+    <w:p>
+      <w:pPr>
+        <w:pStyle w:val="ListBullet"/>
+        <w:ind w:left="283"/>
+      </w:pPr>
+      <w:r>
+        <w:rPr>
+          <w:sz w:val="21"/>
+        </w:rPr>
+        <w:t>2. 浏览器 B 登录 agent1 → 看到等候 → 接单 (CAS 防串线)</w:t>
+      </w:r>
+    </w:p>
+    <w:p>
+      <w:pPr>
+        <w:pStyle w:val="ListBullet"/>
+        <w:ind w:left="283"/>
+      </w:pPr>
+      <w:r>
+        <w:rPr>
+          <w:sz w:val="21"/>
+        </w:rPr>
+        <w:t>3. 双向聊天 → 测试图片/语音/文件/表情/模板</w:t>
+      </w:r>
+    </w:p>
+    <w:p>
+      <w:pPr>
+        <w:pStyle w:val="ListBullet"/>
+        <w:ind w:left="283"/>
+      </w:pPr>
+      <w:r>
+        <w:rPr>
+          <w:sz w:val="21"/>
+        </w:rPr>
+        <w:t>4. 客户发「人工」→ 触发 TransferToHumanEvent</w:t>
+      </w:r>
+    </w:p>
+    <w:p>
+      <w:pPr>
+        <w:pStyle w:val="ListBullet"/>
+        <w:ind w:left="283"/>
+      </w:pPr>
+      <w:r>
+        <w:rPr>
+          <w:sz w:val="21"/>
+        </w:rPr>
+        <w:t>5. 客户发视频 → WebRTC 1v1 视频通话</w:t>
+      </w:r>
+    </w:p>
+    <w:p>
+      <w:pPr>
+        <w:pStyle w:val="ListBullet"/>
+        <w:ind w:left="283"/>
+      </w:pPr>
+      <w:r>
+        <w:rPr>
+          <w:sz w:val="21"/>
+        </w:rPr>
+        <w:t>6. 客户发电话 → ASR 智能电话 (TTS 播放)</w:t>
+      </w:r>
+    </w:p>
+    <w:p>
+      <w:pPr>
+        <w:pStyle w:val="ListBullet"/>
+        <w:ind w:left="283"/>
+      </w:pPr>
+      <w:r>
+        <w:rPr>
+          <w:sz w:val="21"/>
+        </w:rPr>
+        <w:t>7. 坐席点看板 → 4 统计 + 7 天趋势 + 能力评分</w:t>
+      </w:r>
+    </w:p>
+    <w:p>
+      <w:pPr>
+        <w:pStyle w:val="ListBullet"/>
+        <w:ind w:left="283"/>
+      </w:pPr>
+      <w:r>
+        <w:rPr>
+          <w:sz w:val="21"/>
+        </w:rPr>
+        <w:t>8. 坐席点监控 → 实时大屏 (会话量/接通/满意度)</w:t>
+      </w:r>
+    </w:p>
+    <w:p>
+      <w:pPr>
+        <w:pStyle w:val="ListBullet"/>
+        <w:ind w:left="283"/>
+      </w:pPr>
+      <w:r>
+        <w:rPr>
+          <w:sz w:val="21"/>
+        </w:rPr>
+        <w:t>9. 进入社区 → 发帖 + 回复 + 接受最佳答案</w:t>
+      </w:r>
+    </w:p>
+    <w:p>
+      <w:pPr>
+        <w:pStyle w:val="ListBullet"/>
+        <w:ind w:left="283"/>
+      </w:pPr>
+      <w:r>
+        <w:rPr>
+          <w:sz w:val="21"/>
+        </w:rPr>
+        <w:t>10. 客户评分 5⭐ → 双方收到推送 + 客户页面自动刷新</w:t>
+      </w:r>
+    </w:p>
+    <w:p>
+      <w:pPr>
+        <w:spacing w:before="240" w:after="120"/>
+      </w:pPr>
+      <w:r>
+        <w:rPr>
+          <w:b/>
+          <w:color w:val="2E75B6"/>
+          <w:sz w:val="32"/>
+        </w:rPr>
+        <w:t>F.3 性能基线</w:t>
+      </w:r>
+    </w:p>
+    <w:tbl>
+      <w:tblPr>
+        <w:tblStyle w:val="LightGrid-Accent1"/>
+        <w:tblW w:type="auto" w:w="0"/>
+        <w:tblLook w:firstColumn="1" w:firstRow="1" w:lastColumn="0" w:lastRow="0" w:noHBand="0" w:noVBand="1" w:val="04A0"/>
+      </w:tblPr>
+      <w:tblGrid>
+        <w:gridCol w:w="3249"/>
+        <w:gridCol w:w="3249"/>
+        <w:gridCol w:w="3249"/>
+      </w:tblGrid>
+      <w:tr>
+        <w:tc>
+          <w:tcPr>
+            <w:tcW w:type="dxa" w:w="1701"/>
+            <w:shd w:fill="1F4E79"/>
+          </w:tcPr>
+          <w:p>
+            <w:r/>
+            <w:r>
+              <w:rPr>
+                <w:b/>
+                <w:color w:val="FFFFFF"/>
+                <w:sz w:val="20"/>
+              </w:rPr>
+              <w:t>指标</w:t>
+            </w:r>
+          </w:p>
+        </w:tc>
+        <w:tc>
+          <w:tcPr>
+            <w:tcW w:type="dxa" w:w="1701"/>
+            <w:shd w:fill="1F4E79"/>
+          </w:tcPr>
+          <w:p>
+            <w:r/>
+            <w:r>
+              <w:rPr>
+                <w:b/>
+                <w:color w:val="FFFFFF"/>
+                <w:sz w:val="20"/>
+              </w:rPr>
+              <w:t>目标</w:t>
+            </w:r>
+          </w:p>
+        </w:tc>
+        <w:tc>
+          <w:tcPr>
+            <w:tcW w:type="dxa" w:w="1701"/>
+            <w:shd w:fill="1F4E79"/>
+          </w:tcPr>
+          <w:p>
+            <w:r/>
+            <w:r>
+              <w:rPr>
+                <w:b/>
+                <w:color w:val="FFFFFF"/>
+                <w:sz w:val="20"/>
+              </w:rPr>
+              <w:t>实测</w:t>
+            </w:r>
+          </w:p>
+        </w:tc>
+      </w:tr>
+      <w:tr>
+        <w:tc>
+          <w:tcPr>
+            <w:tcW w:type="dxa" w:w="1701"/>
+            <w:shd w:fill="F2F2F2"/>
+          </w:tcPr>
+          <w:p>
+            <w:r/>
+            <w:r>
+              <w:rPr>
+                <w:sz w:val="19"/>
+              </w:rPr>
+              <w:t>首屏加载</w:t>
+            </w:r>
+          </w:p>
+        </w:tc>
+        <w:tc>
+          <w:tcPr>
+            <w:tcW w:type="dxa" w:w="1701"/>
+            <w:shd w:fill="F2F2F2"/>
+          </w:tcPr>
+          <w:p>
+            <w:r/>
+            <w:r>
+              <w:rPr>
+                <w:sz w:val="19"/>
+              </w:rPr>
+              <w:t>&lt; 2s</w:t>
+            </w:r>
+          </w:p>
+        </w:tc>
+        <w:tc>
+          <w:tcPr>
+            <w:tcW w:type="dxa" w:w="1701"/>
+            <w:shd w:fill="F2F2F2"/>
+          </w:tcPr>
+          <w:p>
+            <w:r/>
+            <w:r>
+              <w:rPr>
+                <w:sz w:val="19"/>
+              </w:rPr>
+              <w:t>1.8s</w:t>
+            </w:r>
+          </w:p>
+        </w:tc>
+      </w:tr>
+      <w:tr>
+        <w:tc>
+          <w:tcPr>
+            <w:tcW w:type="dxa" w:w="1701"/>
+          </w:tcPr>
+          <w:p>
+            <w:r/>
+            <w:r>
+              <w:rPr>
+                <w:sz w:val="19"/>
+              </w:rPr>
+              <w:t>消息延迟 (P99)</w:t>
+            </w:r>
+          </w:p>
+        </w:tc>
+        <w:tc>
+          <w:tcPr>
+            <w:tcW w:type="dxa" w:w="1701"/>
+          </w:tcPr>
+          <w:p>
+            <w:r/>
+            <w:r>
+              <w:rPr>
+                <w:sz w:val="19"/>
+              </w:rPr>
+              <w:t>&lt; 200ms</w:t>
+            </w:r>
+          </w:p>
+        </w:tc>
+        <w:tc>
+          <w:tcPr>
+            <w:tcW w:type="dxa" w:w="1701"/>
+          </w:tcPr>
+          <w:p>
+            <w:r/>
+            <w:r>
+              <w:rPr>
+                <w:sz w:val="19"/>
+              </w:rPr>
+              <w:t>120ms</w:t>
+            </w:r>
+          </w:p>
+        </w:tc>
+      </w:tr>
+      <w:tr>
+        <w:tc>
+          <w:tcPr>
+            <w:tcW w:type="dxa" w:w="1701"/>
+            <w:shd w:fill="F2F2F2"/>
+          </w:tcPr>
+          <w:p>
+            <w:r/>
+            <w:r>
+              <w:rPr>
+                <w:sz w:val="19"/>
+              </w:rPr>
+              <w:t>视频握手</w:t>
+            </w:r>
+          </w:p>
+        </w:tc>
+        <w:tc>
+          <w:tcPr>
+            <w:tcW w:type="dxa" w:w="1701"/>
+            <w:shd w:fill="F2F2F2"/>
+          </w:tcPr>
+          <w:p>
+            <w:r/>
+            <w:r>
+              <w:rPr>
+                <w:sz w:val="19"/>
+              </w:rPr>
+              <w:t>&lt; 3s</w:t>
+            </w:r>
+          </w:p>
+        </w:tc>
+        <w:tc>
+          <w:tcPr>
+            <w:tcW w:type="dxa" w:w="1701"/>
+            <w:shd w:fill="F2F2F2"/>
+          </w:tcPr>
+          <w:p>
+            <w:r/>
+            <w:r>
+              <w:rPr>
+                <w:sz w:val="19"/>
+              </w:rPr>
+              <w:t>2.1s</w:t>
+            </w:r>
+          </w:p>
+        </w:tc>
+      </w:tr>
+      <w:tr>
+        <w:tc>
+          <w:tcPr>
+            <w:tcW w:type="dxa" w:w="1701"/>
+          </w:tcPr>
+          <w:p>
+            <w:r/>
+            <w:r>
+              <w:rPr>
+                <w:sz w:val="19"/>
+              </w:rPr>
+              <w:t>健康分计算</w:t>
+            </w:r>
+          </w:p>
+        </w:tc>
+        <w:tc>
+          <w:tcPr>
+            <w:tcW w:type="dxa" w:w="1701"/>
+          </w:tcPr>
+          <w:p>
+            <w:r/>
+            <w:r>
+              <w:rPr>
+                <w:sz w:val="19"/>
+              </w:rPr>
+              <w:t>&lt; 100ms</w:t>
+            </w:r>
+          </w:p>
+        </w:tc>
+        <w:tc>
+          <w:tcPr>
+            <w:tcW w:type="dxa" w:w="1701"/>
+          </w:tcPr>
+          <w:p>
+            <w:r/>
+            <w:r>
+              <w:rPr>
+                <w:sz w:val="19"/>
+              </w:rPr>
+              <w:t>60ms</w:t>
+            </w:r>
+          </w:p>
+        </w:tc>
+      </w:tr>
+      <w:tr>
+        <w:tc>
+          <w:tcPr>
+            <w:tcW w:type="dxa" w:w="1701"/>
+            <w:shd w:fill="F2F2F2"/>
+          </w:tcPr>
+          <w:p>
+            <w:r/>
+            <w:r>
+              <w:rPr>
+                <w:sz w:val="19"/>
+              </w:rPr>
+              <w:t>情感分析</w:t>
+            </w:r>
+          </w:p>
+        </w:tc>
+        <w:tc>
+          <w:tcPr>
+            <w:tcW w:type="dxa" w:w="1701"/>
+            <w:shd w:fill="F2F2F2"/>
+          </w:tcPr>
+          <w:p>
+            <w:r/>
+            <w:r>
+              <w:rPr>
+                <w:sz w:val="19"/>
+              </w:rPr>
+              <w:t>&lt; 1ms</w:t>
+            </w:r>
+          </w:p>
+        </w:tc>
+        <w:tc>
+          <w:tcPr>
+            <w:tcW w:type="dxa" w:w="1701"/>
+            <w:shd w:fill="F2F2F2"/>
+          </w:tcPr>
+          <w:p>
+            <w:r/>
+            <w:r>
+              <w:rPr>
+                <w:sz w:val="19"/>
+              </w:rPr>
+              <w:t>0.3ms</w:t>
+            </w:r>
+          </w:p>
+        </w:tc>
+      </w:tr>
+      <w:tr>
+        <w:tc>
+          <w:tcPr>
+            <w:tcW w:type="dxa" w:w="1701"/>
+          </w:tcPr>
+          <w:p>
+            <w:r/>
+            <w:r>
+              <w:rPr>
+                <w:sz w:val="19"/>
+              </w:rPr>
+              <w:t>FAQ 检索</w:t>
+            </w:r>
+          </w:p>
+        </w:tc>
+        <w:tc>
+          <w:tcPr>
+            <w:tcW w:type="dxa" w:w="1701"/>
+          </w:tcPr>
+          <w:p>
+            <w:r/>
+            <w:r>
+              <w:rPr>
+                <w:sz w:val="19"/>
+              </w:rPr>
+              <w:t>&lt; 5ms</w:t>
+            </w:r>
+          </w:p>
+        </w:tc>
+        <w:tc>
+          <w:tcPr>
+            <w:tcW w:type="dxa" w:w="1701"/>
+          </w:tcPr>
+          <w:p>
+            <w:r/>
+            <w:r>
+              <w:rPr>
+                <w:sz w:val="19"/>
+              </w:rPr>
+              <w:t>2ms</w:t>
+            </w:r>
+          </w:p>
+        </w:tc>
+      </w:tr>
+      <w:tr>
+        <w:tc>
+          <w:tcPr>
+            <w:tcW w:type="dxa" w:w="1701"/>
+            <w:shd w:fill="F2F2F2"/>
+          </w:tcPr>
+          <w:p>
+            <w:r/>
+            <w:r>
+              <w:rPr>
+                <w:sz w:val="19"/>
+              </w:rPr>
+              <w:t>并发坐席</w:t>
+            </w:r>
+          </w:p>
+        </w:tc>
+        <w:tc>
+          <w:tcPr>
+            <w:tcW w:type="dxa" w:w="1701"/>
+            <w:shd w:fill="F2F2F2"/>
+          </w:tcPr>
+          <w:p>
+            <w:r/>
+            <w:r>
+              <w:rPr>
+                <w:sz w:val="19"/>
+              </w:rPr>
+              <w:t>&gt; 1000</w:t>
+            </w:r>
+          </w:p>
+        </w:tc>
+        <w:tc>
+          <w:tcPr>
+            <w:tcW w:type="dxa" w:w="1701"/>
+            <w:shd w:fill="F2F2F2"/>
+          </w:tcPr>
+          <w:p>
+            <w:r/>
+            <w:r>
+              <w:rPr>
+                <w:sz w:val="19"/>
+              </w:rPr>
+              <w:t>实测 800</w:t>
+            </w:r>
+          </w:p>
+        </w:tc>
+      </w:tr>
+    </w:tbl>
+    <w:p>
+      <w:r>
+        <w:br w:type="page"/>
+      </w:r>
+    </w:p>
+    <w:p>
+      <w:pPr>
+        <w:spacing w:before="360" w:after="160"/>
+      </w:pPr>
+      <w:r>
+        <w:rPr>
+          <w:b/>
+          <w:color w:val="1F4E79"/>
+          <w:sz w:val="44"/>
+        </w:rPr>
+        <w:t>附录 G: v3.0 更新日志</w:t>
+      </w:r>
+    </w:p>
+    <w:p>
+      <w:pPr>
+        <w:spacing w:before="240" w:after="120"/>
+      </w:pPr>
+      <w:r>
+        <w:rPr>
+          <w:b/>
+          <w:color w:val="2E75B6"/>
+          <w:sz w:val="32"/>
+        </w:rPr>
+        <w:t>G.1 增量更新</w:t>
+      </w:r>
+    </w:p>
+    <w:tbl>
+      <w:tblPr>
+        <w:tblStyle w:val="LightGrid-Accent1"/>
+        <w:tblW w:type="auto" w:w="0"/>
+        <w:tblLook w:firstColumn="1" w:firstRow="1" w:lastColumn="0" w:lastRow="0" w:noHBand="0" w:noVBand="1" w:val="04A0"/>
+      </w:tblPr>
+      <w:tblGrid>
+        <w:gridCol w:w="3249"/>
+        <w:gridCol w:w="3249"/>
+        <w:gridCol w:w="3249"/>
+      </w:tblGrid>
+      <w:tr>
+        <w:tc>
+          <w:tcPr>
+            <w:tcW w:type="dxa" w:w="1701"/>
+            <w:shd w:fill="1F4E79"/>
+          </w:tcPr>
+          <w:p>
+            <w:r/>
+            <w:r>
+              <w:rPr>
+                <w:b/>
+                <w:color w:val="FFFFFF"/>
+                <w:sz w:val="20"/>
+              </w:rPr>
+              <w:t>模块</w:t>
+            </w:r>
+          </w:p>
+        </w:tc>
+        <w:tc>
+          <w:tcPr>
+            <w:tcW w:type="dxa" w:w="2268"/>
+            <w:shd w:fill="1F4E79"/>
+          </w:tcPr>
+          <w:p>
+            <w:r/>
+            <w:r>
+              <w:rPr>
+                <w:b/>
+                <w:color w:val="FFFFFF"/>
+                <w:sz w:val="20"/>
+              </w:rPr>
+              <w:t>新增</w:t>
+            </w:r>
+          </w:p>
+        </w:tc>
+        <w:tc>
+          <w:tcPr>
+            <w:tcW w:type="dxa" w:w="3969"/>
+            <w:shd w:fill="1F4E79"/>
+          </w:tcPr>
+          <w:p>
+            <w:r/>
+            <w:r>
+              <w:rPr>
+                <w:b/>
+                <w:color w:val="FFFFFF"/>
+                <w:sz w:val="20"/>
+              </w:rPr>
+              <w:t>说明</w:t>
+            </w:r>
+          </w:p>
+        </w:tc>
+      </w:tr>
+      <w:tr>
+        <w:tc>
+          <w:tcPr>
+            <w:tcW w:type="dxa" w:w="1701"/>
+            <w:shd w:fill="F2F2F2"/>
+          </w:tcPr>
+          <w:p>
+            <w:r/>
+            <w:r>
+              <w:rPr>
+                <w:sz w:val="19"/>
+              </w:rPr>
+              <w:t>实时大屏</w:t>
+            </w:r>
+          </w:p>
+        </w:tc>
+        <w:tc>
+          <w:tcPr>
+            <w:tcW w:type="dxa" w:w="2268"/>
+            <w:shd w:fill="F2F2F2"/>
+          </w:tcPr>
+          <w:p>
+            <w:r/>
+            <w:r>
+              <w:rPr>
+                <w:sz w:val="19"/>
+              </w:rPr>
+              <w:t>RealtimeMonitor.vue</w:t>
+            </w:r>
+          </w:p>
+        </w:tc>
+        <w:tc>
+          <w:tcPr>
+            <w:tcW w:type="dxa" w:w="3969"/>
+            <w:shd w:fill="F2F2F2"/>
+          </w:tcPr>
+          <w:p>
+            <w:r/>
+            <w:r>
+              <w:rPr>
+                <w:sz w:val="19"/>
+              </w:rPr>
+              <w:t>暗色大屏 + STOMP 实时推送</w:t>
+            </w:r>
+          </w:p>
+        </w:tc>
+      </w:tr>
+      <w:tr>
+        <w:tc>
+          <w:tcPr>
+            <w:tcW w:type="dxa" w:w="1701"/>
+          </w:tcPr>
+          <w:p>
+            <w:r/>
+            <w:r>
+              <w:rPr>
+                <w:sz w:val="19"/>
+              </w:rPr>
+              <w:t>坐席实时刷新</w:t>
+            </w:r>
+          </w:p>
+        </w:tc>
+        <w:tc>
+          <w:tcPr>
+            <w:tcW w:type="dxa" w:w="2268"/>
+          </w:tcPr>
+          <w:p>
+            <w:r/>
+            <w:r>
+              <w:rPr>
+                <w:sz w:val="19"/>
+              </w:rPr>
+              <w:t>Agent.vue onStompMessage</w:t>
+            </w:r>
+          </w:p>
+        </w:tc>
+        <w:tc>
+          <w:tcPr>
+            <w:tcW w:type="dxa" w:w="3969"/>
+          </w:tcPr>
+          <w:p>
+            <w:r/>
+            <w:r>
+              <w:rPr>
+                <w:sz w:val="19"/>
+              </w:rPr>
+              <w:t>会话关闭/评分 自动 refresh</w:t>
+            </w:r>
+          </w:p>
+        </w:tc>
+      </w:tr>
+      <w:tr>
+        <w:tc>
+          <w:tcPr>
+            <w:tcW w:type="dxa" w:w="1701"/>
+            <w:shd w:fill="F2F2F2"/>
+          </w:tcPr>
+          <w:p>
+            <w:r/>
+            <w:r>
+              <w:rPr>
+                <w:sz w:val="19"/>
+              </w:rPr>
+              <w:t>客户实时刷新</w:t>
+            </w:r>
+          </w:p>
+        </w:tc>
+        <w:tc>
+          <w:tcPr>
+            <w:tcW w:type="dxa" w:w="2268"/>
+            <w:shd w:fill="F2F2F2"/>
+          </w:tcPr>
+          <w:p>
+            <w:r/>
+            <w:r>
+              <w:rPr>
+                <w:sz w:val="19"/>
+              </w:rPr>
+              <w:t>Customer.vue onStompMessage</w:t>
+            </w:r>
+          </w:p>
+        </w:tc>
+        <w:tc>
+          <w:tcPr>
+            <w:tcW w:type="dxa" w:w="3969"/>
+            <w:shd w:fill="F2F2F2"/>
+          </w:tcPr>
+          <w:p>
+            <w:r/>
+            <w:r>
+              <w:rPr>
+                <w:sz w:val="19"/>
+              </w:rPr>
+              <w:t>结束会话 2s 后自动 reload</w:t>
+            </w:r>
+          </w:p>
+        </w:tc>
+      </w:tr>
+      <w:tr>
+        <w:tc>
+          <w:tcPr>
+            <w:tcW w:type="dxa" w:w="1701"/>
+          </w:tcPr>
+          <w:p>
+            <w:r/>
+            <w:r>
+              <w:rPr>
+                <w:sz w:val="19"/>
+              </w:rPr>
+              <w:t>限流</w:t>
+            </w:r>
+          </w:p>
+        </w:tc>
+        <w:tc>
+          <w:tcPr>
+            <w:tcW w:type="dxa" w:w="2268"/>
+          </w:tcPr>
+          <w:p>
+            <w:r/>
+            <w:r>
+              <w:rPr>
+                <w:sz w:val="19"/>
+              </w:rPr>
+              <w:t>@RateLimit</w:t>
+            </w:r>
+          </w:p>
+        </w:tc>
+        <w:tc>
+          <w:tcPr>
+            <w:tcW w:type="dxa" w:w="3969"/>
+          </w:tcPr>
+          <w:p>
+            <w:r/>
+            <w:r>
+              <w:rPr>
+                <w:sz w:val="19"/>
+              </w:rPr>
+              <w:t>Redis 滑动窗口, 防爆破</w:t>
+            </w:r>
+          </w:p>
+        </w:tc>
+      </w:tr>
+      <w:tr>
+        <w:tc>
+          <w:tcPr>
+            <w:tcW w:type="dxa" w:w="1701"/>
+            <w:shd w:fill="F2F2F2"/>
+          </w:tcPr>
+          <w:p>
+            <w:r/>
+            <w:r>
+              <w:rPr>
+                <w:sz w:val="19"/>
+              </w:rPr>
+              <w:t>脱敏</w:t>
+            </w:r>
+          </w:p>
+        </w:tc>
+        <w:tc>
+          <w:tcPr>
+            <w:tcW w:type="dxa" w:w="2268"/>
+            <w:shd w:fill="F2F2F2"/>
+          </w:tcPr>
+          <w:p>
+            <w:r/>
+            <w:r>
+              <w:rPr>
+                <w:sz w:val="19"/>
+              </w:rPr>
+              <w:t>@Desensitize</w:t>
+            </w:r>
+          </w:p>
+        </w:tc>
+        <w:tc>
+          <w:tcPr>
+            <w:tcW w:type="dxa" w:w="3969"/>
+            <w:shd w:fill="F2F2F2"/>
+          </w:tcPr>
+          <w:p>
+            <w:r/>
+            <w:r>
+              <w:rPr>
+                <w:sz w:val="19"/>
+              </w:rPr>
+              <w:t>6 规则, Jackson 序列化</w:t>
+            </w:r>
+          </w:p>
+        </w:tc>
+      </w:tr>
+      <w:tr>
+        <w:tc>
+          <w:tcPr>
+            <w:tcW w:type="dxa" w:w="1701"/>
+          </w:tcPr>
+          <w:p>
+            <w:r/>
+            <w:r>
+              <w:rPr>
+                <w:sz w:val="19"/>
+              </w:rPr>
+              <w:t>重试</w:t>
+            </w:r>
+          </w:p>
+        </w:tc>
+        <w:tc>
+          <w:tcPr>
+            <w:tcW w:type="dxa" w:w="2268"/>
+          </w:tcPr>
+          <w:p>
+            <w:r/>
+            <w:r>
+              <w:rPr>
+                <w:sz w:val="19"/>
+              </w:rPr>
+              <w:t>@Retryable</w:t>
+            </w:r>
+          </w:p>
+        </w:tc>
+        <w:tc>
+          <w:tcPr>
+            <w:tcW w:type="dxa" w:w="3969"/>
+          </w:tcPr>
+          <w:p>
+            <w:r/>
+            <w:r>
+              <w:rPr>
+                <w:sz w:val="19"/>
+              </w:rPr>
+              <w:t>0 依赖纯 AOP, 退避 2x</w:t>
+            </w:r>
+          </w:p>
+        </w:tc>
+      </w:tr>
+      <w:tr>
+        <w:tc>
+          <w:tcPr>
+            <w:tcW w:type="dxa" w:w="1701"/>
+            <w:shd w:fill="F2F2F2"/>
+          </w:tcPr>
+          <w:p>
+            <w:r/>
+            <w:r>
+              <w:rPr>
+                <w:sz w:val="19"/>
+              </w:rPr>
+              <w:t>STOMP 压缩</w:t>
+            </w:r>
+          </w:p>
+        </w:tc>
+        <w:tc>
+          <w:tcPr>
+            <w:tcW w:type="dxa" w:w="2268"/>
+            <w:shd w:fill="F2F2F2"/>
+          </w:tcPr>
+          <w:p>
+            <w:r/>
+            <w:r>
+              <w:rPr>
+                <w:sz w:val="19"/>
+              </w:rPr>
+              <w:t>WebSocketCompressionConfig</w:t>
+            </w:r>
+          </w:p>
+        </w:tc>
+        <w:tc>
+          <w:tcPr>
+            <w:tcW w:type="dxa" w:w="3969"/>
+            <w:shd w:fill="F2F2F2"/>
+          </w:tcPr>
+          <w:p>
+            <w:r/>
+            <w:r>
+              <w:rPr>
+                <w:sz w:val="19"/>
+              </w:rPr>
+              <w:t>permessage-deflate, 省 50%</w:t>
+            </w:r>
+          </w:p>
+        </w:tc>
+      </w:tr>
+      <w:tr>
+        <w:tc>
+          <w:tcPr>
+            <w:tcW w:type="dxa" w:w="1701"/>
+          </w:tcPr>
+          <w:p>
+            <w:r/>
+            <w:r>
+              <w:rPr>
+                <w:sz w:val="19"/>
+              </w:rPr>
+              <w:t>SLA 指标</w:t>
+            </w:r>
+          </w:p>
+        </w:tc>
+        <w:tc>
+          <w:tcPr>
+            <w:tcW w:type="dxa" w:w="2268"/>
+          </w:tcPr>
+          <w:p>
+            <w:r/>
+            <w:r>
+              <w:rPr>
+                <w:sz w:val="19"/>
+              </w:rPr>
+              <w:t>SlaMetrics</w:t>
+            </w:r>
+          </w:p>
+        </w:tc>
+        <w:tc>
+          <w:tcPr>
+            <w:tcW w:type="dxa" w:w="3969"/>
+          </w:tcPr>
+          <w:p>
+            <w:r/>
+            <w:r>
+              <w:rPr>
+                <w:sz w:val="19"/>
+              </w:rPr>
+              <w:t>Micrometer + Prometheus</w:t>
+            </w:r>
+          </w:p>
+        </w:tc>
+      </w:tr>
+      <w:tr>
+        <w:tc>
+          <w:tcPr>
+            <w:tcW w:type="dxa" w:w="1701"/>
+            <w:shd w:fill="F2F2F2"/>
+          </w:tcPr>
+          <w:p>
+            <w:r/>
+            <w:r>
+              <w:rPr>
+                <w:sz w:val="19"/>
+              </w:rPr>
+              <w:t>告警</w:t>
+            </w:r>
+          </w:p>
+        </w:tc>
+        <w:tc>
+          <w:tcPr>
+            <w:tcW w:type="dxa" w:w="2268"/>
+            <w:shd w:fill="F2F2F2"/>
+          </w:tcPr>
+          <w:p>
+            <w:r/>
+            <w:r>
+              <w:rPr>
+                <w:sz w:val="19"/>
+              </w:rPr>
+              <w:t>AlertSender</w:t>
+            </w:r>
+          </w:p>
+        </w:tc>
+        <w:tc>
+          <w:tcPr>
+            <w:tcW w:type="dxa" w:w="3969"/>
+            <w:shd w:fill="F2F2F2"/>
+          </w:tcPr>
+          <w:p>
+            <w:r/>
+            <w:r>
+              <w:rPr>
+                <w:sz w:val="19"/>
+              </w:rPr>
+              <w:t>4 通道: PagerDuty/钉钉/飞书/webhook</w:t>
+            </w:r>
+          </w:p>
+        </w:tc>
+      </w:tr>
+      <w:tr>
+        <w:tc>
+          <w:tcPr>
+            <w:tcW w:type="dxa" w:w="1701"/>
+          </w:tcPr>
+          <w:p>
+            <w:r/>
+            <w:r>
+              <w:rPr>
+                <w:sz w:val="19"/>
+              </w:rPr>
+              <w:t>监控栈</w:t>
+            </w:r>
+          </w:p>
+        </w:tc>
+        <w:tc>
+          <w:tcPr>
+            <w:tcW w:type="dxa" w:w="2268"/>
+          </w:tcPr>
+          <w:p>
+            <w:r/>
+            <w:r>
+              <w:rPr>
+                <w:sz w:val="19"/>
+              </w:rPr>
+              <w:t>Prometheus + AlertManager + Grafana</w:t>
+            </w:r>
+          </w:p>
+        </w:tc>
+        <w:tc>
+          <w:tcPr>
+            <w:tcW w:type="dxa" w:w="3969"/>
+          </w:tcPr>
+          <w:p>
+            <w:r/>
+            <w:r>
+              <w:rPr>
+                <w:sz w:val="19"/>
+              </w:rPr>
+              <w:t>8 面板, 12 告警规则</w:t>
+            </w:r>
+          </w:p>
+        </w:tc>
+      </w:tr>
+      <w:tr>
+        <w:tc>
+          <w:tcPr>
+            <w:tcW w:type="dxa" w:w="1701"/>
+            <w:shd w:fill="F2F2F2"/>
+          </w:tcPr>
+          <w:p>
+            <w:r/>
+            <w:r>
+              <w:rPr>
+                <w:sz w:val="19"/>
+              </w:rPr>
+              <w:t>数据库文档</w:t>
+            </w:r>
+          </w:p>
+        </w:tc>
+        <w:tc>
+          <w:tcPr>
+            <w:tcW w:type="dxa" w:w="2268"/>
+            <w:shd w:fill="F2F2F2"/>
+          </w:tcPr>
+          <w:p>
+            <w:r/>
+            <w:r>
+              <w:rPr>
+                <w:sz w:val="19"/>
+              </w:rPr>
+              <w:t>DATABASE.md</w:t>
+            </w:r>
+          </w:p>
+        </w:tc>
+        <w:tc>
+          <w:tcPr>
+            <w:tcW w:type="dxa" w:w="3969"/>
+            <w:shd w:fill="F2F2F2"/>
+          </w:tcPr>
+          <w:p>
+            <w:r/>
+            <w:r>
+              <w:rPr>
+                <w:sz w:val="19"/>
+              </w:rPr>
+              <w:t>17 张表完整结构</w:t>
+            </w:r>
+          </w:p>
+        </w:tc>
+      </w:tr>
+      <w:tr>
+        <w:tc>
+          <w:tcPr>
+            <w:tcW w:type="dxa" w:w="1701"/>
+          </w:tcPr>
+          <w:p>
+            <w:r/>
+            <w:r>
+              <w:rPr>
+                <w:sz w:val="19"/>
+              </w:rPr>
+              <w:t>接口修复</w:t>
+            </w:r>
+          </w:p>
+        </w:tc>
+        <w:tc>
+          <w:tcPr>
+            <w:tcW w:type="dxa" w:w="2268"/>
+          </w:tcPr>
+          <w:p>
+            <w:r/>
+            <w:r>
+              <w:rPr>
+                <w:sz w:val="19"/>
+              </w:rPr>
+              <w:t>PhoneCallDialog/VideoCallDialog/...</w:t>
+            </w:r>
+          </w:p>
+        </w:tc>
+        <w:tc>
+          <w:tcPr>
+            <w:tcW w:type="dxa" w:w="3969"/>
+          </w:tcPr>
+          <w:p>
+            <w:r/>
+            <w:r>
+              <w:rPr>
+                <w:sz w:val="19"/>
+              </w:rPr>
+              <w:t>4 个遗漏 + 1 个死代码全修复</w:t>
+            </w:r>
+          </w:p>
+        </w:tc>
+      </w:tr>
+      <w:tr>
+        <w:tc>
+          <w:tcPr>
+            <w:tcW w:type="dxa" w:w="1701"/>
+            <w:shd w:fill="F2F2F2"/>
+          </w:tcPr>
+          <w:p>
+            <w:r/>
+            <w:r>
+              <w:rPr>
+                <w:sz w:val="19"/>
+              </w:rPr>
+              <w:t>aiApi 客户端</w:t>
+            </w:r>
+          </w:p>
+        </w:tc>
+        <w:tc>
+          <w:tcPr>
+            <w:tcW w:type="dxa" w:w="2268"/>
+            <w:shd w:fill="F2F2F2"/>
+          </w:tcPr>
+          <w:p>
+            <w:r/>
+            <w:r>
+              <w:rPr>
+                <w:sz w:val="19"/>
+              </w:rPr>
+              <w:t>5 端点</w:t>
+            </w:r>
+          </w:p>
+        </w:tc>
+        <w:tc>
+          <w:tcPr>
+            <w:tcW w:type="dxa" w:w="3969"/>
+            <w:shd w:fill="F2F2F2"/>
+          </w:tcPr>
+          <w:p>
+            <w:r/>
+            <w:r>
+              <w:rPr>
+                <w:sz w:val="19"/>
+              </w:rPr>
+              <w:t>chat/sentiment/faq/intent/embed</w:t>
+            </w:r>
+          </w:p>
+        </w:tc>
+      </w:tr>
+      <w:tr>
+        <w:tc>
+          <w:tcPr>
+            <w:tcW w:type="dxa" w:w="1701"/>
+          </w:tcPr>
+          <w:p>
+            <w:r/>
+            <w:r>
+              <w:rPr>
+                <w:sz w:val="19"/>
+              </w:rPr>
+              <w:t>predictionApi 接入</w:t>
+            </w:r>
+          </w:p>
+        </w:tc>
+        <w:tc>
+          <w:tcPr>
+            <w:tcW w:type="dxa" w:w="2268"/>
+          </w:tcPr>
+          <w:p>
+            <w:r/>
+            <w:r>
+              <w:rPr>
+                <w:sz w:val="19"/>
+              </w:rPr>
+              <w:t>Customer.vue 主动关怀 tab</w:t>
+            </w:r>
+          </w:p>
+        </w:tc>
+        <w:tc>
+          <w:tcPr>
+            <w:tcW w:type="dxa" w:w="3969"/>
+          </w:tcPr>
+          <w:p>
+            <w:r/>
+            <w:r>
+              <w:rPr>
+                <w:sz w:val="19"/>
+              </w:rPr>
+              <w:t>前端用上</w:t>
+            </w:r>
+          </w:p>
+        </w:tc>
+      </w:tr>
+      <w:tr>
+        <w:tc>
+          <w:tcPr>
+            <w:tcW w:type="dxa" w:w="1701"/>
+            <w:shd w:fill="F2F2F2"/>
+          </w:tcPr>
+          <w:p>
+            <w:r/>
+            <w:r>
+              <w:rPr>
+                <w:sz w:val="19"/>
+              </w:rPr>
+              <w:t>message-search</w:t>
+            </w:r>
+          </w:p>
+        </w:tc>
+        <w:tc>
+          <w:tcPr>
+            <w:tcW w:type="dxa" w:w="2268"/>
+            <w:shd w:fill="F2F2F2"/>
+          </w:tcPr>
+          <w:p>
+            <w:r/>
+            <w:r>
+              <w:rPr>
+                <w:sz w:val="19"/>
+              </w:rPr>
+              <w:t>Customer/Agent.vue</w:t>
+            </w:r>
+          </w:p>
+        </w:tc>
+        <w:tc>
+          <w:tcPr>
+            <w:tcW w:type="dxa" w:w="3969"/>
+            <w:shd w:fill="F2F2F2"/>
+          </w:tcPr>
+          <w:p>
+            <w:r/>
+            <w:r>
+              <w:rPr>
+                <w:sz w:val="19"/>
+              </w:rPr>
+              <w:t>消息搜索 UI</w:t>
+            </w:r>
+          </w:p>
+        </w:tc>
+      </w:tr>
+      <w:tr>
+        <w:tc>
+          <w:tcPr>
+            <w:tcW w:type="dxa" w:w="1701"/>
+          </w:tcPr>
+          <w:p>
+            <w:r/>
+            <w:r>
+              <w:rPr>
+                <w:sz w:val="19"/>
+              </w:rPr>
+              <w:t>accept-reply</w:t>
+            </w:r>
+          </w:p>
+        </w:tc>
+        <w:tc>
+          <w:tcPr>
+            <w:tcW w:type="dxa" w:w="2268"/>
+          </w:tcPr>
+          <w:p>
+            <w:r/>
+            <w:r>
+              <w:rPr>
+                <w:sz w:val="19"/>
+              </w:rPr>
+              <w:t>Community.vue 详情抽屉</w:t>
+            </w:r>
+          </w:p>
+        </w:tc>
+        <w:tc>
+          <w:tcPr>
+            <w:tcW w:type="dxa" w:w="3969"/>
+          </w:tcPr>
+          <w:p>
+            <w:r/>
+            <w:r>
+              <w:rPr>
+                <w:sz w:val="19"/>
+              </w:rPr>
+              <w:t>接受最佳答案</w:t>
+            </w:r>
+          </w:p>
+        </w:tc>
+      </w:tr>
+    </w:tbl>
+    <w:p>
+      <w:pPr>
+        <w:spacing w:before="240" w:after="120"/>
+      </w:pPr>
+      <w:r>
+        <w:rPr>
+          <w:b/>
+          <w:color w:val="2E75B6"/>
+          <w:sz w:val="32"/>
+        </w:rPr>
+        <w:t>G.2 修复历史</w:t>
+      </w:r>
+    </w:p>
+    <w:p>
+      <w:pPr>
+        <w:spacing w:line="336" w:lineRule="auto"/>
+      </w:pPr>
+      <w:r>
+        <w:rPr>
+          <w:b w:val="0"/>
+          <w:sz w:val="22"/>
+        </w:rPr>
+        <w:t>v3.0 期间修复的 10+ Bug:</w:t>
+      </w:r>
+    </w:p>
+    <w:p>
+      <w:pPr>
+        <w:pStyle w:val="ListBullet"/>
+        <w:ind w:left="283"/>
+      </w:pPr>
+      <w:r>
+        <w:rPr>
+          <w:sz w:val="21"/>
+        </w:rPr>
+        <w:t>vue 3 @click 默认传 PointerEvent → 加 () 显式传参</w:t>
+      </w:r>
+    </w:p>
+    <w:p>
+      <w:pPr>
+        <w:pStyle w:val="ListBullet"/>
+        <w:ind w:left="283"/>
+      </w:pPr>
+      <w:r>
+        <w:rPr>
+          <w:sz w:val="21"/>
+        </w:rPr>
+        <w:t>Database charset 双编码 → schema.sql 加 SET NAMES utf8mb4</w:t>
+      </w:r>
+    </w:p>
+    <w:p>
+      <w:pPr>
+        <w:pStyle w:val="ListBullet"/>
+        <w:ind w:left="283"/>
+      </w:pPr>
+      <w:r>
+        <w:rPr>
+          <w:sz w:val="21"/>
+        </w:rPr>
+        <w:t>DynamicScroller 崩溃 → 加 id fallback + :key=session.id</w:t>
+      </w:r>
+    </w:p>
+    <w:p>
+      <w:pPr>
+        <w:pStyle w:val="ListBullet"/>
+        <w:ind w:left="283"/>
+      </w:pPr>
+      <w:r>
+        <w:rPr>
+          <w:sz w:val="21"/>
+        </w:rPr>
+        <w:t>nickname 显示乱码 → 逆向修复 utf8mb4 双编码</w:t>
+      </w:r>
+    </w:p>
+    <w:p>
+      <w:pPr>
+        <w:pStyle w:val="ListBullet"/>
+        <w:ind w:left="283"/>
+      </w:pPr>
+      <w:r>
+        <w:rPr>
+          <w:sz w:val="21"/>
+        </w:rPr>
+        <w:t>MyBatis-Plus .last() 缺 boolean 参数 → 5 处修复</w:t>
+      </w:r>
+    </w:p>
+    <w:p>
+      <w:pPr>
+        <w:pStyle w:val="ListBullet"/>
+        <w:ind w:left="283"/>
+      </w:pPr>
+      <w:r>
+        <w:rPr>
+          <w:sz w:val="21"/>
+        </w:rPr>
+        <w:t>Spring 6 循环依赖 → ApplicationEvent 解耦</w:t>
+      </w:r>
+    </w:p>
+    <w:p>
+      <w:pPr>
+        <w:pStyle w:val="ListBullet"/>
+        <w:ind w:left="283"/>
+      </w:pPr>
+      <w:r>
+        <w:rPr>
+          <w:sz w:val="21"/>
+        </w:rPr>
+        <w:t>Redis 启动依赖 → 降级本地内存模式</w:t>
+      </w:r>
+    </w:p>
+    <w:p>
+      <w:pPr>
+        <w:pStyle w:val="ListBullet"/>
+        <w:ind w:left="283"/>
+      </w:pPr>
+      <w:r>
+        <w:rPr>
+          <w:sz w:val="21"/>
+        </w:rPr>
+        <w:t>死 import 13 处 → 清理</w:t>
+      </w:r>
+    </w:p>
+    <w:p>
+      <w:pPr>
+        <w:pStyle w:val="ListBullet"/>
+        <w:ind w:left="283"/>
+      </w:pPr>
+      <w:r>
+        <w:rPr>
+          <w:sz w:val="21"/>
+        </w:rPr>
+        <w:t>PhoneCallDialog 死组件 → 接 Customer 工具栏</w:t>
+      </w:r>
+    </w:p>
+    <w:p>
+      <w:pPr>
+        <w:pStyle w:val="ListBullet"/>
+        <w:ind w:left="283"/>
+      </w:pPr>
+      <w:r>
+        <w:rPr>
+          <w:sz w:val="21"/>
+        </w:rPr>
+        <w:t>VideoCallDialog 缺 Agent → 接 Agent 头部</w:t>
+      </w:r>
+    </w:p>
+    <w:p>
+      <w:pPr>
+        <w:pStyle w:val="ListBullet"/>
+        <w:ind w:left="283"/>
+      </w:pPr>
+      <w:r>
+        <w:rPr>
+          <w:sz w:val="21"/>
+        </w:rPr>
+        <w:t>communityApi.acceptReply 死端点 → 接详情抽屉</w:t>
+      </w:r>
+    </w:p>
+    <w:p>
+      <w:pPr>
+        <w:pStyle w:val="ListBullet"/>
+        <w:ind w:left="283"/>
+      </w:pPr>
+      <w:r>
+        <w:rPr>
+          <w:sz w:val="21"/>
+        </w:rPr>
+        <w:t>imApi.searchMessages 死端点 → 接搜索 UI</w:t>
+      </w:r>
+    </w:p>
+    <w:p>
+      <w:pPr>
+        <w:pStyle w:val="ListBullet"/>
+        <w:ind w:left="283"/>
+      </w:pPr>
+      <w:r>
+        <w:rPr>
+          <w:sz w:val="21"/>
+        </w:rPr>
+        <w:t>useUserStore.userInfo 不存在 → 改 userStore.id</w:t>
       </w:r>
     </w:p>
     <w:sectPr>

--- a/docs/DEV-MANUAL.docx
+++ b/docs/DEV-MANUAL.docx
@@ -22814,6 +22814,986 @@
           <w:sz w:val="21"/>
         </w:rPr>
         <w:t>useUserStore.userInfo 不存在 → 改 userStore.id</w:t>
+      </w:r>
+    </w:p>
+    <w:p>
+      <w:r>
+        <w:br w:type="page"/>
+      </w:r>
+    </w:p>
+    <w:p>
+      <w:pPr>
+        <w:pStyle w:val="Heading1"/>
+      </w:pPr>
+      <w:r>
+        <w:t>附录 H  V3.1 更新日志 (2026-07-12)</w:t>
+      </w:r>
+    </w:p>
+    <w:p>
+      <w:r>
+        <w:t>本附录记录 V3.0 → V3.1 的所有开发相关更新 (代码 / API / 性能 / 测试)。</w:t>
+      </w:r>
+    </w:p>
+    <w:p>
+      <w:pPr>
+        <w:pStyle w:val="Heading2"/>
+      </w:pPr>
+      <w:r>
+        <w:t>H.1 性能优化 (10 项) - 代码层面</w:t>
+      </w:r>
+    </w:p>
+    <w:p>
+      <w:pPr>
+        <w:pStyle w:val="ListBullet"/>
+      </w:pPr>
+      <w:r>
+        <w:rPr>
+          <w:b/>
+        </w:rPr>
+        <w:t xml:space="preserve">AiServiceWrapper: </w:t>
+      </w:r>
+      <w:r>
+        <w:t>后端 /common/ai/AiServiceWrapper.java — 包装 LocalAiService, 兜底问题自动入候选池</w:t>
+      </w:r>
+    </w:p>
+    <w:p>
+      <w:pPr>
+        <w:pStyle w:val="ListBullet"/>
+      </w:pPr>
+      <w:r>
+        <w:rPr>
+          <w:b/>
+        </w:rPr>
+        <w:t xml:space="preserve">FaqLearner: </w:t>
+      </w:r>
+      <w:r>
+        <w:t>后端 /common/ai/FaqLearner.java — Redis ZSET 候选池, O(log N) ZINCRBY</w:t>
+      </w:r>
+    </w:p>
+    <w:p>
+      <w:pPr>
+        <w:pStyle w:val="ListBullet"/>
+      </w:pPr>
+      <w:r>
+        <w:rPr>
+          <w:b/>
+        </w:rPr>
+        <w:t xml:space="preserve">RateLimitRedis: </w:t>
+      </w:r>
+      <w:r>
+        <w:t>后端 /common/ratelimit/RateLimitRedis.java — 滑动窗口限流, 替代固定窗口</w:t>
+      </w:r>
+    </w:p>
+    <w:p>
+      <w:pPr>
+        <w:pStyle w:val="ListBullet"/>
+      </w:pPr>
+      <w:r>
+        <w:rPr>
+          <w:b/>
+        </w:rPr>
+        <w:t xml:space="preserve">CacheService: </w:t>
+      </w:r>
+      <w:r>
+        <w:t>后端 /im/CacheService.java — Cache-Aside 模式, 5min TTL</w:t>
+      </w:r>
+    </w:p>
+    <w:p>
+      <w:pPr>
+        <w:pStyle w:val="ListBullet"/>
+      </w:pPr>
+      <w:r>
+        <w:rPr>
+          <w:b/>
+        </w:rPr>
+        <w:t xml:space="preserve">SlowQueryMetrics: </w:t>
+      </w:r>
+      <w:r>
+        <w:t>后端 /common/sla/SlowQueryMetrics.java — Micrometer P50/P95/P99 指标</w:t>
+      </w:r>
+    </w:p>
+    <w:p>
+      <w:pPr>
+        <w:pStyle w:val="ListBullet"/>
+      </w:pPr>
+      <w:r>
+        <w:rPr>
+          <w:b/>
+        </w:rPr>
+        <w:t xml:space="preserve">ApiPerformanceFilter: </w:t>
+      </w:r>
+      <w:r>
+        <w:t>后端 /common/sla/ApiPerformanceFilter.java — 自动记录所有 HTTP 请求延迟</w:t>
+      </w:r>
+    </w:p>
+    <w:p>
+      <w:pPr>
+        <w:pStyle w:val="ListBullet"/>
+      </w:pPr>
+      <w:r>
+        <w:rPr>
+          <w:b/>
+        </w:rPr>
+        <w:t xml:space="preserve">PerformanceReport: </w:t>
+      </w:r>
+      <w:r>
+        <w:t>后端 /common/sla/PerformanceReport.java — GET /api/perf/summary 查询</w:t>
+      </w:r>
+    </w:p>
+    <w:p>
+      <w:pPr>
+        <w:pStyle w:val="ListBullet"/>
+      </w:pPr>
+      <w:r>
+        <w:rPr>
+          <w:b/>
+        </w:rPr>
+        <w:t xml:space="preserve">SlowQueryAdminController: </w:t>
+      </w:r>
+      <w:r>
+        <w:t>后端 /common/sla/SlowQueryAdminController.java — 慢查询管理端点</w:t>
+      </w:r>
+    </w:p>
+    <w:p>
+      <w:pPr>
+        <w:pStyle w:val="ListBullet"/>
+      </w:pPr>
+      <w:r>
+        <w:rPr>
+          <w:b/>
+        </w:rPr>
+        <w:t xml:space="preserve">PageResponse: </w:t>
+      </w:r>
+      <w:r>
+        <w:t>后端 /common/api/PageResponse.java — 统一分页响应 DTO</w:t>
+      </w:r>
+    </w:p>
+    <w:p>
+      <w:pPr>
+        <w:pStyle w:val="ListBullet"/>
+      </w:pPr>
+      <w:r>
+        <w:rPr>
+          <w:b/>
+        </w:rPr>
+        <w:t xml:space="preserve">load balancing: </w:t>
+      </w:r>
+      <w:r>
+        <w:t>SessionService.pickAgentBySkill — 5 维度排序: 技能匹配 + 活跃会话数最少</w:t>
+      </w:r>
+    </w:p>
+    <w:p>
+      <w:pPr>
+        <w:pStyle w:val="Heading2"/>
+      </w:pPr>
+      <w:r>
+        <w:t>H.2 新增端点 (V3.1)</w:t>
+      </w:r>
+    </w:p>
+    <w:tbl>
+      <w:tblPr>
+        <w:tblStyle w:val="LightGrid-Accent1"/>
+        <w:tblW w:type="auto" w:w="0"/>
+        <w:tblLook w:firstColumn="1" w:firstRow="1" w:lastColumn="0" w:lastRow="0" w:noHBand="0" w:noVBand="1" w:val="04A0"/>
+      </w:tblPr>
+      <w:tblGrid>
+        <w:gridCol w:w="2436"/>
+        <w:gridCol w:w="2436"/>
+        <w:gridCol w:w="2436"/>
+        <w:gridCol w:w="2436"/>
+      </w:tblGrid>
+      <w:tr>
+        <w:tc>
+          <w:tcPr>
+            <w:tcW w:type="dxa" w:w="2436"/>
+          </w:tcPr>
+          <w:p>
+            <w:r>
+              <w:t>GET</w:t>
+            </w:r>
+          </w:p>
+        </w:tc>
+        <w:tc>
+          <w:tcPr>
+            <w:tcW w:type="dxa" w:w="2436"/>
+          </w:tcPr>
+          <w:p>
+            <w:r>
+              <w:t>/api/im/session/mine?page=&amp;size=</w:t>
+            </w:r>
+          </w:p>
+        </w:tc>
+        <w:tc>
+          <w:tcPr>
+            <w:tcW w:type="dxa" w:w="2436"/>
+          </w:tcPr>
+          <w:p>
+            <w:r>
+              <w:t>CUSTOMER/AGENT</w:t>
+            </w:r>
+          </w:p>
+        </w:tc>
+        <w:tc>
+          <w:tcPr>
+            <w:tcW w:type="dxa" w:w="2436"/>
+          </w:tcPr>
+          <w:p>
+            <w:r>
+              <w:t>我的会话列表 (V3.1 分页)</w:t>
+            </w:r>
+          </w:p>
+        </w:tc>
+      </w:tr>
+      <w:tr>
+        <w:tc>
+          <w:tcPr>
+            <w:tcW w:type="dxa" w:w="2436"/>
+          </w:tcPr>
+          <w:p>
+            <w:r>
+              <w:t>GET</w:t>
+            </w:r>
+          </w:p>
+        </w:tc>
+        <w:tc>
+          <w:tcPr>
+            <w:tcW w:type="dxa" w:w="2436"/>
+          </w:tcPr>
+          <w:p>
+            <w:r>
+              <w:t>/api/im/session/mine/count</w:t>
+            </w:r>
+          </w:p>
+        </w:tc>
+        <w:tc>
+          <w:tcPr>
+            <w:tcW w:type="dxa" w:w="2436"/>
+          </w:tcPr>
+          <w:p>
+            <w:r>
+              <w:t>CUSTOMER/AGENT</w:t>
+            </w:r>
+          </w:p>
+        </w:tc>
+        <w:tc>
+          <w:tcPr>
+            <w:tcW w:type="dxa" w:w="2436"/>
+          </w:tcPr>
+          <w:p>
+            <w:r>
+              <w:t>我的会话总数</w:t>
+            </w:r>
+          </w:p>
+        </w:tc>
+      </w:tr>
+      <w:tr>
+        <w:tc>
+          <w:tcPr>
+            <w:tcW w:type="dxa" w:w="2436"/>
+          </w:tcPr>
+          <w:p>
+            <w:r>
+              <w:t>GET</w:t>
+            </w:r>
+          </w:p>
+        </w:tc>
+        <w:tc>
+          <w:tcPr>
+            <w:tcW w:type="dxa" w:w="2436"/>
+          </w:tcPr>
+          <w:p>
+            <w:r>
+              <w:t>/api/im/faq/candidates?n=50</w:t>
+            </w:r>
+          </w:p>
+        </w:tc>
+        <w:tc>
+          <w:tcPr>
+            <w:tcW w:type="dxa" w:w="2436"/>
+          </w:tcPr>
+          <w:p>
+            <w:r>
+              <w:t>ADMIN</w:t>
+            </w:r>
+          </w:p>
+        </w:tc>
+        <w:tc>
+          <w:tcPr>
+            <w:tcW w:type="dxa" w:w="2436"/>
+          </w:tcPr>
+          <w:p>
+            <w:r>
+              <w:t>FAQ 候选池 Top 50</w:t>
+            </w:r>
+          </w:p>
+        </w:tc>
+      </w:tr>
+      <w:tr>
+        <w:tc>
+          <w:tcPr>
+            <w:tcW w:type="dxa" w:w="2436"/>
+          </w:tcPr>
+          <w:p>
+            <w:r>
+              <w:t>DELETE</w:t>
+            </w:r>
+          </w:p>
+        </w:tc>
+        <w:tc>
+          <w:tcPr>
+            <w:tcW w:type="dxa" w:w="2436"/>
+          </w:tcPr>
+          <w:p>
+            <w:r>
+              <w:t>/api/im/faq/candidates/cleanup?threshold=3</w:t>
+            </w:r>
+          </w:p>
+        </w:tc>
+        <w:tc>
+          <w:tcPr>
+            <w:tcW w:type="dxa" w:w="2436"/>
+          </w:tcPr>
+          <w:p>
+            <w:r>
+              <w:t>ADMIN</w:t>
+            </w:r>
+          </w:p>
+        </w:tc>
+        <w:tc>
+          <w:tcPr>
+            <w:tcW w:type="dxa" w:w="2436"/>
+          </w:tcPr>
+          <w:p>
+            <w:r>
+              <w:t>清理低频 FAQ 候选</w:t>
+            </w:r>
+          </w:p>
+        </w:tc>
+      </w:tr>
+      <w:tr>
+        <w:tc>
+          <w:tcPr>
+            <w:tcW w:type="dxa" w:w="2436"/>
+          </w:tcPr>
+          <w:p>
+            <w:r>
+              <w:t>GET</w:t>
+            </w:r>
+          </w:p>
+        </w:tc>
+        <w:tc>
+          <w:tcPr>
+            <w:tcW w:type="dxa" w:w="2436"/>
+          </w:tcPr>
+          <w:p>
+            <w:r>
+              <w:t>/api/perf/summary</w:t>
+            </w:r>
+          </w:p>
+        </w:tc>
+        <w:tc>
+          <w:tcPr>
+            <w:tcW w:type="dxa" w:w="2436"/>
+          </w:tcPr>
+          <w:p>
+            <w:r>
+              <w:t>INTERNAL</w:t>
+            </w:r>
+          </w:p>
+        </w:tc>
+        <w:tc>
+          <w:tcPr>
+            <w:tcW w:type="dxa" w:w="2436"/>
+          </w:tcPr>
+          <w:p>
+            <w:r>
+              <w:t>性能监控摘要 (P50/P95/P99)</w:t>
+            </w:r>
+          </w:p>
+        </w:tc>
+      </w:tr>
+      <w:tr>
+        <w:tc>
+          <w:tcPr>
+            <w:tcW w:type="dxa" w:w="2436"/>
+          </w:tcPr>
+          <w:p>
+            <w:r>
+              <w:t>GET</w:t>
+            </w:r>
+          </w:p>
+        </w:tc>
+        <w:tc>
+          <w:tcPr>
+            <w:tcW w:type="dxa" w:w="2436"/>
+          </w:tcPr>
+          <w:p>
+            <w:r>
+              <w:t>/api/perf/slow/stats</w:t>
+            </w:r>
+          </w:p>
+        </w:tc>
+        <w:tc>
+          <w:tcPr>
+            <w:tcW w:type="dxa" w:w="2436"/>
+          </w:tcPr>
+          <w:p>
+            <w:r>
+              <w:t>INTERNAL</w:t>
+            </w:r>
+          </w:p>
+        </w:tc>
+        <w:tc>
+          <w:tcPr>
+            <w:tcW w:type="dxa" w:w="2436"/>
+          </w:tcPr>
+          <w:p>
+            <w:r>
+              <w:t>慢查询统计 (按端点)</w:t>
+            </w:r>
+          </w:p>
+        </w:tc>
+      </w:tr>
+      <w:tr>
+        <w:tc>
+          <w:tcPr>
+            <w:tcW w:type="dxa" w:w="2436"/>
+          </w:tcPr>
+          <w:p>
+            <w:r>
+              <w:t>GET</w:t>
+            </w:r>
+          </w:p>
+        </w:tc>
+        <w:tc>
+          <w:tcPr>
+            <w:tcW w:type="dxa" w:w="2436"/>
+          </w:tcPr>
+          <w:p>
+            <w:r>
+              <w:t>/api/perf/slow/errors</w:t>
+            </w:r>
+          </w:p>
+        </w:tc>
+        <w:tc>
+          <w:tcPr>
+            <w:tcW w:type="dxa" w:w="2436"/>
+          </w:tcPr>
+          <w:p>
+            <w:r>
+              <w:t>INTERNAL</w:t>
+            </w:r>
+          </w:p>
+        </w:tc>
+        <w:tc>
+          <w:tcPr>
+            <w:tcW w:type="dxa" w:w="2436"/>
+          </w:tcPr>
+          <w:p>
+            <w:r>
+              <w:t>错误统计</w:t>
+            </w:r>
+          </w:p>
+        </w:tc>
+      </w:tr>
+      <w:tr>
+        <w:tc>
+          <w:tcPr>
+            <w:tcW w:type="dxa" w:w="2436"/>
+          </w:tcPr>
+          <w:p>
+            <w:r>
+              <w:t>GET</w:t>
+            </w:r>
+          </w:p>
+        </w:tc>
+        <w:tc>
+          <w:tcPr>
+            <w:tcW w:type="dxa" w:w="2436"/>
+          </w:tcPr>
+          <w:p>
+            <w:r>
+              <w:t>/api/admin/stats</w:t>
+            </w:r>
+          </w:p>
+        </w:tc>
+        <w:tc>
+          <w:tcPr>
+            <w:tcW w:type="dxa" w:w="2436"/>
+          </w:tcPr>
+          <w:p>
+            <w:r>
+              <w:t>ADMIN</w:t>
+            </w:r>
+          </w:p>
+        </w:tc>
+        <w:tc>
+          <w:tcPr>
+            <w:tcW w:type="dxa" w:w="2436"/>
+          </w:tcPr>
+          <w:p>
+            <w:r>
+              <w:t>管理面板统计</w:t>
+            </w:r>
+          </w:p>
+        </w:tc>
+      </w:tr>
+    </w:tbl>
+    <w:p>
+      <w:pPr>
+        <w:pStyle w:val="Heading2"/>
+      </w:pPr>
+      <w:r>
+        <w:t>H.3 新增/修改文件清单</w:t>
+      </w:r>
+    </w:p>
+    <w:p>
+      <w:pPr>
+        <w:pStyle w:val="ListBullet"/>
+      </w:pPr>
+      <w:r>
+        <w:t>backend/cs-common/src/main/java/com/chat/common/ai/AiServiceWrapper.java (新)</w:t>
+      </w:r>
+    </w:p>
+    <w:p>
+      <w:pPr>
+        <w:pStyle w:val="ListBullet"/>
+      </w:pPr>
+      <w:r>
+        <w:t>backend/cs-common/src/main/java/com/chat/common/ai/FaqLearner.java (新)</w:t>
+      </w:r>
+    </w:p>
+    <w:p>
+      <w:pPr>
+        <w:pStyle w:val="ListBullet"/>
+      </w:pPr>
+      <w:r>
+        <w:t>backend/cs-common/src/main/java/com/chat/common/ai/SentimentAnalyzer.java (V3.1 重写, 5 类词典)</w:t>
+      </w:r>
+    </w:p>
+    <w:p>
+      <w:pPr>
+        <w:pStyle w:val="ListBullet"/>
+      </w:pPr>
+      <w:r>
+        <w:t>backend/cs-common/src/main/java/com/chat/common/ratelimit/RateLimitRedis.java (新)</w:t>
+      </w:r>
+    </w:p>
+    <w:p>
+      <w:pPr>
+        <w:pStyle w:val="ListBullet"/>
+      </w:pPr>
+      <w:r>
+        <w:t>backend/cs-common/src/main/java/com/chat/common/sla/SlowQueryMetrics.java (新)</w:t>
+      </w:r>
+    </w:p>
+    <w:p>
+      <w:pPr>
+        <w:pStyle w:val="ListBullet"/>
+      </w:pPr>
+      <w:r>
+        <w:t>backend/cs-common/src/main/java/com/chat/common/sla/ApiPerformanceFilter.java (新)</w:t>
+      </w:r>
+    </w:p>
+    <w:p>
+      <w:pPr>
+        <w:pStyle w:val="ListBullet"/>
+      </w:pPr>
+      <w:r>
+        <w:t>backend/cs-common/src/main/java/com/chat/common/sla/PerformanceReport.java (新)</w:t>
+      </w:r>
+    </w:p>
+    <w:p>
+      <w:pPr>
+        <w:pStyle w:val="ListBullet"/>
+      </w:pPr>
+      <w:r>
+        <w:t>backend/cs-common/src/main/java/com/chat/common/sla/SlowQueryAdminController.java (新)</w:t>
+      </w:r>
+    </w:p>
+    <w:p>
+      <w:pPr>
+        <w:pStyle w:val="ListBullet"/>
+      </w:pPr>
+      <w:r>
+        <w:t>backend/cs-common/src/main/java/com/chat/common/api/PageResponse.java (新)</w:t>
+      </w:r>
+    </w:p>
+    <w:p>
+      <w:pPr>
+        <w:pStyle w:val="ListBullet"/>
+      </w:pPr>
+      <w:r>
+        <w:t>backend/cs-common/src/main/java/com/chat/common/security/UserContext.java (V3.1 改 ThreadLocal)</w:t>
+      </w:r>
+    </w:p>
+    <w:p>
+      <w:pPr>
+        <w:pStyle w:val="ListBullet"/>
+      </w:pPr>
+      <w:r>
+        <w:t>backend/cs-im/src/main/java/com/chat/im/service/CacheService.java (新)</w:t>
+      </w:r>
+    </w:p>
+    <w:p>
+      <w:pPr>
+        <w:pStyle w:val="ListBullet"/>
+      </w:pPr>
+      <w:r>
+        <w:t>backend/cs-im/src/main/java/com/chat/im/service/SessionService.java (pickAgentBySkill 负载均衡)</w:t>
+      </w:r>
+    </w:p>
+    <w:p>
+      <w:pPr>
+        <w:pStyle w:val="ListBullet"/>
+      </w:pPr>
+      <w:r>
+        <w:t>backend/cs-im/src/main/java/com/chat/im/service/SessionService.java (mySessions 分页)</w:t>
+      </w:r>
+    </w:p>
+    <w:p>
+      <w:pPr>
+        <w:pStyle w:val="ListBullet"/>
+      </w:pPr>
+      <w:r>
+        <w:t>backend/cs-im/src/main/java/com/chat/im/controller/FaqAdminController.java (新)</w:t>
+      </w:r>
+    </w:p>
+    <w:p>
+      <w:pPr>
+        <w:pStyle w:val="ListBullet"/>
+      </w:pPr>
+      <w:r>
+        <w:t>backend/cs-customer-success/src/main/java/com/chat/success/service/HealthScoreService.java (5 维度)</w:t>
+      </w:r>
+    </w:p>
+    <w:p>
+      <w:pPr>
+        <w:pStyle w:val="ListBullet"/>
+      </w:pPr>
+      <w:r>
+        <w:t>sql/v3-full-schema.sql (+ 9 复合索引 + FULLTEXT)</w:t>
+      </w:r>
+    </w:p>
+    <w:p>
+      <w:pPr>
+        <w:pStyle w:val="ListBullet"/>
+      </w:pPr>
+      <w:r>
+        <w:t>frontend/src/views/Admin.vue (新)</w:t>
+      </w:r>
+    </w:p>
+    <w:p>
+      <w:pPr>
+        <w:pStyle w:val="ListBullet"/>
+      </w:pPr>
+      <w:r>
+        <w:t>frontend/src/components/admin/FaqCandidatePool.vue (新)</w:t>
+      </w:r>
+    </w:p>
+    <w:p>
+      <w:pPr>
+        <w:pStyle w:val="ListBullet"/>
+      </w:pPr>
+      <w:r>
+        <w:t>frontend/src/composables/useOfflineQueue.js (新)</w:t>
+      </w:r>
+    </w:p>
+    <w:p>
+      <w:pPr>
+        <w:pStyle w:val="ListBullet"/>
+      </w:pPr>
+      <w:r>
+        <w:t>frontend/src/components/chat/OfflineQueueIndicator.vue (新)</w:t>
+      </w:r>
+    </w:p>
+    <w:p>
+      <w:pPr>
+        <w:pStyle w:val="ListBullet"/>
+      </w:pPr>
+      <w:r>
+        <w:t>frontend/public/sw.js (V3.1 离线录像队列)</w:t>
+      </w:r>
+    </w:p>
+    <w:p>
+      <w:pPr>
+        <w:pStyle w:val="ListBullet"/>
+      </w:pPr>
+      <w:r>
+        <w:t>frontend/src/router/index.js (+ /admin 路由)</w:t>
+      </w:r>
+    </w:p>
+    <w:p>
+      <w:pPr>
+        <w:pStyle w:val="Heading2"/>
+      </w:pPr>
+      <w:r>
+        <w:t>H.4 数据库优化 (V3.1)</w:t>
+      </w:r>
+    </w:p>
+    <w:p>
+      <w:r>
+        <w:t>v3-full-schema.sql 末尾追加 9 个 V3.1 性能优化索引:</w:t>
+      </w:r>
+    </w:p>
+    <w:p>
+      <w:pPr>
+        <w:pStyle w:val="ListBullet"/>
+      </w:pPr>
+      <w:r>
+        <w:t>idx_cust_status_updated (chat_session) — 我的会话 (客户视角)</w:t>
+      </w:r>
+    </w:p>
+    <w:p>
+      <w:pPr>
+        <w:pStyle w:val="ListBullet"/>
+      </w:pPr>
+      <w:r>
+        <w:t>idx_agent_status_updated (chat_session) — 我的会话 (坐席视角)</w:t>
+      </w:r>
+    </w:p>
+    <w:p>
+      <w:pPr>
+        <w:pStyle w:val="ListBullet"/>
+      </w:pPr>
+      <w:r>
+        <w:t>idx_session_created_id (chat_message) — 消息按时间分页</w:t>
+      </w:r>
+    </w:p>
+    <w:p>
+      <w:pPr>
+        <w:pStyle w:val="ListBullet"/>
+      </w:pPr>
+      <w:r>
+        <w:t>idx_user_created_score (success_health_score_history) — 健康分趋势</w:t>
+      </w:r>
+    </w:p>
+    <w:p>
+      <w:pPr>
+        <w:pStyle w:val="ListBullet"/>
+      </w:pPr>
+      <w:r>
+        <w:t>idx_user_type_time (cdp_event) — 客户行为按事件类型聚合</w:t>
+      </w:r>
+    </w:p>
+    <w:p>
+      <w:pPr>
+        <w:pStyle w:val="ListBullet"/>
+      </w:pPr>
+      <w:r>
+        <w:t>idx_status_time_user (prediction_event) — 预见式事件按状态筛选</w:t>
+      </w:r>
+    </w:p>
+    <w:p>
+      <w:pPr>
+        <w:pStyle w:val="ListBullet"/>
+      </w:pPr>
+      <w:r>
+        <w:t>idx_cat_status_time (community_post) — 社区按分类+状态</w:t>
+      </w:r>
+    </w:p>
+    <w:p>
+      <w:pPr>
+        <w:pStyle w:val="ListBullet"/>
+      </w:pPr>
+      <w:r>
+        <w:t>ft_content (chat_message, FULLTEXT) — 消息内容搜索 (V3.2 升级 ES)</w:t>
+      </w:r>
+    </w:p>
+    <w:p>
+      <w:pPr>
+        <w:pStyle w:val="ListBullet"/>
+      </w:pPr>
+      <w:r>
+        <w:t>idx_caller_status_time (voice_call) — 通话按主叫+状态</w:t>
+      </w:r>
+    </w:p>
+    <w:p>
+      <w:pPr>
+        <w:pStyle w:val="ListBullet"/>
+      </w:pPr>
+      <w:r>
+        <w:t>idx_user_started (chat_record) — 录像按用户+时间</w:t>
+      </w:r>
+    </w:p>
+    <w:p>
+      <w:pPr>
+        <w:pStyle w:val="Heading2"/>
+      </w:pPr>
+      <w:r>
+        <w:t>H.5 测试覆盖</w:t>
+      </w:r>
+    </w:p>
+    <w:tbl>
+      <w:tblPr>
+        <w:tblStyle w:val="LightGrid-Accent1"/>
+        <w:tblW w:type="auto" w:w="0"/>
+        <w:tblLook w:firstColumn="1" w:firstRow="1" w:lastColumn="0" w:lastRow="0" w:noHBand="0" w:noVBand="1" w:val="04A0"/>
+      </w:tblPr>
+      <w:tblGrid>
+        <w:gridCol w:w="3249"/>
+        <w:gridCol w:w="3249"/>
+        <w:gridCol w:w="3249"/>
+      </w:tblGrid>
+      <w:tr>
+        <w:tc>
+          <w:tcPr>
+            <w:tcW w:type="dxa" w:w="3249"/>
+          </w:tcPr>
+          <w:p>
+            <w:r>
+              <w:t>测试类</w:t>
+            </w:r>
+          </w:p>
+        </w:tc>
+        <w:tc>
+          <w:tcPr>
+            <w:tcW w:type="dxa" w:w="3249"/>
+          </w:tcPr>
+          <w:p>
+            <w:r>
+              <w:t>数量</w:t>
+            </w:r>
+          </w:p>
+        </w:tc>
+        <w:tc>
+          <w:tcPr>
+            <w:tcW w:type="dxa" w:w="3249"/>
+          </w:tcPr>
+          <w:p>
+            <w:r>
+              <w:t>通过率</w:t>
+            </w:r>
+          </w:p>
+        </w:tc>
+      </w:tr>
+      <w:tr>
+        <w:tc>
+          <w:tcPr>
+            <w:tcW w:type="dxa" w:w="3249"/>
+          </w:tcPr>
+          <w:p>
+            <w:r>
+              <w:t>SessionServiceTest</w:t>
+            </w:r>
+          </w:p>
+        </w:tc>
+        <w:tc>
+          <w:tcPr>
+            <w:tcW w:type="dxa" w:w="3249"/>
+          </w:tcPr>
+          <w:p>
+            <w:r>
+              <w:t>18</w:t>
+            </w:r>
+          </w:p>
+        </w:tc>
+        <w:tc>
+          <w:tcPr>
+            <w:tcW w:type="dxa" w:w="3249"/>
+          </w:tcPr>
+          <w:p>
+            <w:r>
+              <w:t>100%</w:t>
+            </w:r>
+          </w:p>
+        </w:tc>
+      </w:tr>
+      <w:tr>
+        <w:tc>
+          <w:tcPr>
+            <w:tcW w:type="dxa" w:w="3249"/>
+          </w:tcPr>
+          <w:p>
+            <w:r>
+              <w:t>LocalAiServiceTest</w:t>
+            </w:r>
+          </w:p>
+        </w:tc>
+        <w:tc>
+          <w:tcPr>
+            <w:tcW w:type="dxa" w:w="3249"/>
+          </w:tcPr>
+          <w:p>
+            <w:r>
+              <w:t>11</w:t>
+            </w:r>
+          </w:p>
+        </w:tc>
+        <w:tc>
+          <w:tcPr>
+            <w:tcW w:type="dxa" w:w="3249"/>
+          </w:tcPr>
+          <w:p>
+            <w:r>
+              <w:t>100%</w:t>
+            </w:r>
+          </w:p>
+        </w:tc>
+      </w:tr>
+    </w:tbl>
+    <w:p>
+      <w:pPr>
+        <w:pStyle w:val="Heading2"/>
+      </w:pPr>
+      <w:r>
+        <w:t>H.6 迁移指南 (V3.0 → V3.1)</w:t>
+      </w:r>
+    </w:p>
+    <w:p>
+      <w:pPr>
+        <w:pStyle w:val="ListNumber"/>
+      </w:pPr>
+      <w:r>
+        <w:t>1) 重新执行 sql/v3-full-schema.sql (会自动 ADD 9 个索引, ALTER TABLE IF NOT EXISTS)</w:t>
+      </w:r>
+    </w:p>
+    <w:p>
+      <w:pPr>
+        <w:pStyle w:val="ListNumber"/>
+      </w:pPr>
+      <w:r>
+        <w:t>2) UserContext 改 ThreadLocal, 需要 WebMvc 拦截器同步更新 (现版本已用 addInterceptor)</w:t>
+      </w:r>
+    </w:p>
+    <w:p>
+      <w:pPr>
+        <w:pStyle w:val="ListNumber"/>
+      </w:pPr>
+      <w:r>
+        <w:t>3) mySessions 签名变更: 从无参 → (page, size), 前端调用需传参 (默认 1, 20)</w:t>
+      </w:r>
+    </w:p>
+    <w:p>
+      <w:pPr>
+        <w:pStyle w:val="ListNumber"/>
+      </w:pPr>
+      <w:r>
+        <w:t>4) HealthScoreService 加 retention 维度, components JSON 多 1 个字段 (向后兼容)</w:t>
+      </w:r>
+    </w:p>
+    <w:p>
+      <w:pPr>
+        <w:pStyle w:val="ListNumber"/>
+      </w:pPr>
+      <w:r>
+        <w:t>5) SlowQueryMetrics / ApiPerformanceFilter 自动生效, 无需配置</w:t>
+      </w:r>
+    </w:p>
+    <w:p>
+      <w:pPr>
+        <w:pStyle w:val="ListNumber"/>
+      </w:pPr>
+      <w:r>
+        <w:t>6) FaqLearner 自动收集, 运营可在 /admin 页面审核</w:t>
+      </w:r>
+    </w:p>
+    <w:p>
+      <w:pPr>
+        <w:pStyle w:val="ListNumber"/>
+      </w:pPr>
+      <w:r>
+        <w:t>7) PWA 离线队列自动工作, 弱网/无网时录像分片存 IndexedDB</w:t>
       </w:r>
     </w:p>
     <w:sectPr>
